--- a/transcribed_interviews/chile_jorge_varela.docx
+++ b/transcribed_interviews/chile_jorge_varela.docx
@@ -327,7 +327,7 @@
           <w:sz w:val="24"/>
           <w:szCs w:val="24"/>
         </w:rPr>
-        <w:t xml:space="preserve">[00:04 - 00:13] </w:t>
+        <w:t xml:space="preserve"/>
       </w:r>
       <w:r>
         <w:rPr>
@@ -356,7 +356,7 @@
           <w:sz w:val="24"/>
           <w:szCs w:val="24"/>
         </w:rPr>
-        <w:t xml:space="preserve">[00:13 - 00:23] </w:t>
+        <w:t xml:space="preserve"/>
       </w:r>
       <w:r>
         <w:rPr>
@@ -409,7 +409,7 @@
           <w:sz w:val="24"/>
           <w:szCs w:val="24"/>
         </w:rPr>
-        <w:t xml:space="preserve">[00:27 - 00:39] </w:t>
+        <w:t xml:space="preserve"/>
       </w:r>
       <w:r>
         <w:rPr>
@@ -438,7 +438,7 @@
           <w:sz w:val="24"/>
           <w:szCs w:val="24"/>
         </w:rPr>
-        <w:t xml:space="preserve">[00:39 - 00:48] </w:t>
+        <w:t xml:space="preserve"/>
       </w:r>
       <w:r>
         <w:rPr>
@@ -467,7 +467,7 @@
           <w:sz w:val="24"/>
           <w:szCs w:val="24"/>
         </w:rPr>
-        <w:t xml:space="preserve">[00:48 - 00:56] </w:t>
+        <w:t xml:space="preserve"/>
       </w:r>
       <w:r>
         <w:rPr>
@@ -496,7 +496,7 @@
           <w:sz w:val="24"/>
           <w:szCs w:val="24"/>
         </w:rPr>
-        <w:t xml:space="preserve">[00:57 - 01:07] </w:t>
+        <w:t xml:space="preserve"/>
       </w:r>
       <w:r>
         <w:rPr>
@@ -525,7 +525,7 @@
           <w:sz w:val="24"/>
           <w:szCs w:val="24"/>
         </w:rPr>
-        <w:t xml:space="preserve">[01:09 - 01:21] </w:t>
+        <w:t xml:space="preserve"/>
       </w:r>
       <w:r>
         <w:rPr>
@@ -554,7 +554,7 @@
           <w:sz w:val="24"/>
           <w:szCs w:val="24"/>
         </w:rPr>
-        <w:t xml:space="preserve">[01:22 - 01:33] </w:t>
+        <w:t xml:space="preserve"/>
       </w:r>
       <w:r>
         <w:rPr>
@@ -584,7 +584,7 @@
           <w:szCs w:val="24"/>
         </w:rPr>
         <w:lastRenderedPageBreak/>
-        <w:t xml:space="preserve">[01:33 - 01:46] </w:t>
+        <w:t xml:space="preserve"/>
       </w:r>
       <w:r>
         <w:rPr>
@@ -613,7 +613,7 @@
           <w:sz w:val="24"/>
           <w:szCs w:val="24"/>
         </w:rPr>
-        <w:t xml:space="preserve">[01:46 - 01:57] </w:t>
+        <w:t xml:space="preserve"/>
       </w:r>
       <w:r>
         <w:rPr>
@@ -642,7 +642,7 @@
           <w:sz w:val="24"/>
           <w:szCs w:val="24"/>
         </w:rPr>
-        <w:t xml:space="preserve">[01:57 - 02:04] </w:t>
+        <w:t xml:space="preserve"/>
       </w:r>
       <w:r>
         <w:rPr>
@@ -671,7 +671,7 @@
           <w:sz w:val="24"/>
           <w:szCs w:val="24"/>
         </w:rPr>
-        <w:t xml:space="preserve">[02:05 - 02:16] </w:t>
+        <w:t xml:space="preserve"/>
       </w:r>
       <w:r>
         <w:rPr>
@@ -700,7 +700,7 @@
           <w:sz w:val="24"/>
           <w:szCs w:val="24"/>
         </w:rPr>
-        <w:t xml:space="preserve">[02:17 - 02:28] </w:t>
+        <w:t xml:space="preserve"/>
       </w:r>
       <w:r>
         <w:rPr>
@@ -729,7 +729,7 @@
           <w:sz w:val="24"/>
           <w:szCs w:val="24"/>
         </w:rPr>
-        <w:t xml:space="preserve">[02:29 - 02:39] </w:t>
+        <w:t xml:space="preserve"/>
       </w:r>
       <w:r>
         <w:rPr>
@@ -758,7 +758,7 @@
           <w:sz w:val="24"/>
           <w:szCs w:val="24"/>
         </w:rPr>
-        <w:t xml:space="preserve">[02:40 - 02:53] </w:t>
+        <w:t xml:space="preserve"/>
       </w:r>
       <w:r>
         <w:rPr>
@@ -787,7 +787,7 @@
           <w:sz w:val="24"/>
           <w:szCs w:val="24"/>
         </w:rPr>
-        <w:t xml:space="preserve">[02:54 - 03:06] </w:t>
+        <w:t xml:space="preserve"/>
       </w:r>
       <w:r>
         <w:rPr>
@@ -816,7 +816,7 @@
           <w:sz w:val="24"/>
           <w:szCs w:val="24"/>
         </w:rPr>
-        <w:t xml:space="preserve">[03:06 - 03:18] </w:t>
+        <w:t xml:space="preserve"/>
       </w:r>
       <w:r>
         <w:rPr>
@@ -845,7 +845,7 @@
           <w:sz w:val="24"/>
           <w:szCs w:val="24"/>
         </w:rPr>
-        <w:t xml:space="preserve">[03:18 - 03:30] </w:t>
+        <w:t xml:space="preserve"/>
       </w:r>
       <w:r>
         <w:rPr>
@@ -874,7 +874,7 @@
           <w:sz w:val="24"/>
           <w:szCs w:val="24"/>
         </w:rPr>
-        <w:t xml:space="preserve">[03:30 - 03:42] </w:t>
+        <w:t xml:space="preserve"/>
       </w:r>
       <w:r>
         <w:rPr>
@@ -903,7 +903,7 @@
           <w:sz w:val="24"/>
           <w:szCs w:val="24"/>
         </w:rPr>
-        <w:t xml:space="preserve">[03:42 - 03:53] </w:t>
+        <w:t xml:space="preserve"/>
       </w:r>
       <w:r>
         <w:rPr>
@@ -933,7 +933,7 @@
           <w:szCs w:val="24"/>
         </w:rPr>
         <w:lastRenderedPageBreak/>
-        <w:t xml:space="preserve">[03:54 - 04:02] </w:t>
+        <w:t xml:space="preserve"/>
       </w:r>
       <w:r>
         <w:rPr>
@@ -962,7 +962,7 @@
           <w:sz w:val="24"/>
           <w:szCs w:val="24"/>
         </w:rPr>
-        <w:t xml:space="preserve">[04:03 - 04:15] </w:t>
+        <w:t xml:space="preserve"/>
       </w:r>
       <w:r>
         <w:rPr>
@@ -991,7 +991,7 @@
           <w:sz w:val="24"/>
           <w:szCs w:val="24"/>
         </w:rPr>
-        <w:t xml:space="preserve">[04:15 - 04:25] </w:t>
+        <w:t xml:space="preserve"/>
       </w:r>
       <w:r>
         <w:rPr>
@@ -1020,7 +1020,7 @@
           <w:sz w:val="24"/>
           <w:szCs w:val="24"/>
         </w:rPr>
-        <w:t xml:space="preserve">[04:25 - 04:37] </w:t>
+        <w:t xml:space="preserve"/>
       </w:r>
       <w:r>
         <w:rPr>
@@ -1049,7 +1049,7 @@
           <w:sz w:val="24"/>
           <w:szCs w:val="24"/>
         </w:rPr>
-        <w:t xml:space="preserve">[04:38 - 04:50] </w:t>
+        <w:t xml:space="preserve"/>
       </w:r>
       <w:r>
         <w:rPr>
@@ -1078,7 +1078,7 @@
           <w:sz w:val="24"/>
           <w:szCs w:val="24"/>
         </w:rPr>
-        <w:t xml:space="preserve">[04:50 - 05:02] </w:t>
+        <w:t xml:space="preserve"/>
       </w:r>
       <w:r>
         <w:rPr>
@@ -1107,7 +1107,7 @@
           <w:sz w:val="24"/>
           <w:szCs w:val="24"/>
         </w:rPr>
-        <w:t xml:space="preserve">[05:02 - 05:12] </w:t>
+        <w:t xml:space="preserve"/>
       </w:r>
       <w:r>
         <w:rPr>
@@ -1136,7 +1136,7 @@
           <w:sz w:val="24"/>
           <w:szCs w:val="24"/>
         </w:rPr>
-        <w:t xml:space="preserve">[05:12 - 05:22] </w:t>
+        <w:t xml:space="preserve"/>
       </w:r>
       <w:r>
         <w:rPr>
@@ -1165,7 +1165,7 @@
           <w:sz w:val="24"/>
           <w:szCs w:val="24"/>
         </w:rPr>
-        <w:t xml:space="preserve">[05:23 - 05:34] </w:t>
+        <w:t xml:space="preserve"/>
       </w:r>
       <w:r>
         <w:rPr>
@@ -1194,7 +1194,7 @@
           <w:sz w:val="24"/>
           <w:szCs w:val="24"/>
         </w:rPr>
-        <w:t xml:space="preserve">[05:34 - 05:47] </w:t>
+        <w:t xml:space="preserve"/>
       </w:r>
       <w:r>
         <w:rPr>
@@ -1224,7 +1224,7 @@
           <w:szCs w:val="24"/>
         </w:rPr>
         <w:lastRenderedPageBreak/>
-        <w:t xml:space="preserve">[05:48 - 05:57] </w:t>
+        <w:t xml:space="preserve"/>
       </w:r>
       <w:r>
         <w:rPr>
@@ -1253,7 +1253,7 @@
           <w:sz w:val="24"/>
           <w:szCs w:val="24"/>
         </w:rPr>
-        <w:t xml:space="preserve">[05:57 - 06:01] </w:t>
+        <w:t xml:space="preserve"/>
       </w:r>
       <w:r>
         <w:rPr>
@@ -1317,7 +1317,7 @@
           <w:sz w:val="24"/>
           <w:szCs w:val="24"/>
         </w:rPr>
-        <w:t xml:space="preserve">[06:03 - 06:13] </w:t>
+        <w:t xml:space="preserve"/>
       </w:r>
       <w:r>
         <w:rPr>
@@ -1346,7 +1346,7 @@
           <w:sz w:val="24"/>
           <w:szCs w:val="24"/>
         </w:rPr>
-        <w:t xml:space="preserve">[06:14 - 06:25] </w:t>
+        <w:t xml:space="preserve"/>
       </w:r>
       <w:r>
         <w:rPr>
@@ -1375,7 +1375,7 @@
           <w:sz w:val="24"/>
           <w:szCs w:val="24"/>
         </w:rPr>
-        <w:t xml:space="preserve">[06:25 - 06:27] </w:t>
+        <w:t xml:space="preserve"/>
       </w:r>
       <w:r>
         <w:rPr>
@@ -1439,7 +1439,7 @@
           <w:sz w:val="24"/>
           <w:szCs w:val="24"/>
         </w:rPr>
-        <w:t xml:space="preserve">[06:30 - 06:41] </w:t>
+        <w:t xml:space="preserve"/>
       </w:r>
       <w:r>
         <w:rPr>
@@ -1468,7 +1468,7 @@
           <w:sz w:val="24"/>
           <w:szCs w:val="24"/>
         </w:rPr>
-        <w:t xml:space="preserve">[06:41 - 06:50] </w:t>
+        <w:t xml:space="preserve"/>
       </w:r>
       <w:r>
         <w:rPr>
@@ -1497,7 +1497,7 @@
           <w:sz w:val="24"/>
           <w:szCs w:val="24"/>
         </w:rPr>
-        <w:t xml:space="preserve">[06:51 - 07:02] </w:t>
+        <w:t xml:space="preserve"/>
       </w:r>
       <w:r>
         <w:rPr>
@@ -1526,36 +1526,36 @@
           <w:sz w:val="24"/>
           <w:szCs w:val="24"/>
         </w:rPr>
-        <w:t>[07:02 - 07:10]</w:t>
-      </w:r>
-      <w:r>
-        <w:rPr>
-          <w:rFonts w:ascii="Aptos" w:hAnsi="Aptos" w:cstheme="minorHAnsi"/>
-          <w:color w:val="000000" w:themeColor="text1"/>
-          <w:sz w:val="24"/>
-          <w:szCs w:val="24"/>
-        </w:rPr>
-        <w:t xml:space="preserve"> En términos de historia y en esa época que Enrique Cho trabajaba en esto, estábamos hablando de tasas de homicidio</w:t>
-      </w:r>
-    </w:p>
-    <w:p>
-      <w:pPr>
-        <w:jc w:val="both"/>
-        <w:rPr>
-          <w:rFonts w:ascii="Aptos" w:hAnsi="Aptos" w:cstheme="minorHAnsi"/>
-          <w:color w:val="000000" w:themeColor="text1"/>
-          <w:sz w:val="24"/>
-          <w:szCs w:val="24"/>
-        </w:rPr>
-      </w:pPr>
-      <w:r>
-        <w:rPr>
-          <w:rFonts w:ascii="Aptos" w:hAnsi="Aptos" w:cstheme="minorHAnsi"/>
-          <w:color w:val="0070C0"/>
-          <w:sz w:val="24"/>
-          <w:szCs w:val="24"/>
-        </w:rPr>
-        <w:t xml:space="preserve">[07:11 - 07:22] </w:t>
+        <w:t/>
+      </w:r>
+      <w:r>
+        <w:rPr>
+          <w:rFonts w:ascii="Aptos" w:hAnsi="Aptos" w:cstheme="minorHAnsi"/>
+          <w:color w:val="000000" w:themeColor="text1"/>
+          <w:sz w:val="24"/>
+          <w:szCs w:val="24"/>
+        </w:rPr>
+        <w:t xml:space="preserve">En términos de historia y en esa época que Enrique Cho trabajaba en esto, estábamos hablando de tasas de homicidio</w:t>
+      </w:r>
+    </w:p>
+    <w:p>
+      <w:pPr>
+        <w:jc w:val="both"/>
+        <w:rPr>
+          <w:rFonts w:ascii="Aptos" w:hAnsi="Aptos" w:cstheme="minorHAnsi"/>
+          <w:color w:val="000000" w:themeColor="text1"/>
+          <w:sz w:val="24"/>
+          <w:szCs w:val="24"/>
+        </w:rPr>
+      </w:pPr>
+      <w:r>
+        <w:rPr>
+          <w:rFonts w:ascii="Aptos" w:hAnsi="Aptos" w:cstheme="minorHAnsi"/>
+          <w:color w:val="0070C0"/>
+          <w:sz w:val="24"/>
+          <w:szCs w:val="24"/>
+        </w:rPr>
+        <w:t xml:space="preserve"/>
       </w:r>
       <w:r>
         <w:rPr>
@@ -1584,7 +1584,7 @@
           <w:sz w:val="24"/>
           <w:szCs w:val="24"/>
         </w:rPr>
-        <w:t xml:space="preserve">[07:22 - 07:35] </w:t>
+        <w:t xml:space="preserve"/>
       </w:r>
       <w:r>
         <w:rPr>
@@ -1613,7 +1613,7 @@
           <w:sz w:val="24"/>
           <w:szCs w:val="24"/>
         </w:rPr>
-        <w:t xml:space="preserve">[07:35 - 07:47] </w:t>
+        <w:t xml:space="preserve"/>
       </w:r>
       <w:r>
         <w:rPr>
@@ -1643,7 +1643,7 @@
           <w:szCs w:val="24"/>
         </w:rPr>
         <w:lastRenderedPageBreak/>
-        <w:t xml:space="preserve">[07:47 - 07:59] </w:t>
+        <w:t xml:space="preserve"/>
       </w:r>
       <w:r>
         <w:rPr>
@@ -1672,7 +1672,7 @@
           <w:sz w:val="24"/>
           <w:szCs w:val="24"/>
         </w:rPr>
-        <w:t xml:space="preserve">[07:59 - 08:09] </w:t>
+        <w:t xml:space="preserve"/>
       </w:r>
       <w:r>
         <w:rPr>
@@ -1701,7 +1701,7 @@
           <w:sz w:val="24"/>
           <w:szCs w:val="24"/>
         </w:rPr>
-        <w:t xml:space="preserve">[08:09 - 08:22] </w:t>
+        <w:t xml:space="preserve"/>
       </w:r>
       <w:r>
         <w:rPr>
@@ -1730,7 +1730,7 @@
           <w:sz w:val="24"/>
           <w:szCs w:val="24"/>
         </w:rPr>
-        <w:t xml:space="preserve">[08:22 - 08:22] </w:t>
+        <w:t xml:space="preserve"/>
       </w:r>
       <w:r>
         <w:rPr>
@@ -1794,7 +1794,7 @@
           <w:sz w:val="24"/>
           <w:szCs w:val="24"/>
         </w:rPr>
-        <w:t xml:space="preserve">[08:24 - 08:32] </w:t>
+        <w:t xml:space="preserve"/>
       </w:r>
       <w:r>
         <w:rPr>
@@ -1823,7 +1823,7 @@
           <w:sz w:val="24"/>
           <w:szCs w:val="24"/>
         </w:rPr>
-        <w:t xml:space="preserve">[08:32 - 08:38] </w:t>
+        <w:t xml:space="preserve"/>
       </w:r>
       <w:r>
         <w:rPr>
@@ -1852,7 +1852,7 @@
           <w:sz w:val="24"/>
           <w:szCs w:val="24"/>
         </w:rPr>
-        <w:t xml:space="preserve">[08:38 - 08:46] </w:t>
+        <w:t xml:space="preserve"/>
       </w:r>
       <w:r>
         <w:rPr>
@@ -1881,7 +1881,7 @@
           <w:sz w:val="24"/>
           <w:szCs w:val="24"/>
         </w:rPr>
-        <w:t xml:space="preserve">[08:46 - 08:57] </w:t>
+        <w:t xml:space="preserve"/>
       </w:r>
       <w:r>
         <w:rPr>
@@ -1945,7 +1945,7 @@
           <w:sz w:val="24"/>
           <w:szCs w:val="24"/>
         </w:rPr>
-        <w:t xml:space="preserve">[08:58 - 09:11] </w:t>
+        <w:t xml:space="preserve"/>
       </w:r>
       <w:r>
         <w:rPr>
@@ -1974,7 +1974,7 @@
           <w:sz w:val="24"/>
           <w:szCs w:val="24"/>
         </w:rPr>
-        <w:t xml:space="preserve">[09:12 - 09:22] </w:t>
+        <w:t xml:space="preserve"/>
       </w:r>
       <w:r>
         <w:rPr>
@@ -2003,7 +2003,7 @@
           <w:sz w:val="24"/>
           <w:szCs w:val="24"/>
         </w:rPr>
-        <w:t xml:space="preserve">[09:22 - 09:32] </w:t>
+        <w:t xml:space="preserve"/>
       </w:r>
       <w:r>
         <w:rPr>
@@ -2032,7 +2032,7 @@
           <w:sz w:val="24"/>
           <w:szCs w:val="24"/>
         </w:rPr>
-        <w:t xml:space="preserve">[09:32 - 09:44] </w:t>
+        <w:t xml:space="preserve"/>
       </w:r>
       <w:r>
         <w:rPr>
@@ -2062,7 +2062,7 @@
           <w:szCs w:val="24"/>
         </w:rPr>
         <w:lastRenderedPageBreak/>
-        <w:t xml:space="preserve">[09:44 - 09:53] </w:t>
+        <w:t xml:space="preserve"/>
       </w:r>
       <w:r>
         <w:rPr>
@@ -2091,7 +2091,7 @@
           <w:sz w:val="24"/>
           <w:szCs w:val="24"/>
         </w:rPr>
-        <w:t xml:space="preserve">[09:53 - 10:02] </w:t>
+        <w:t xml:space="preserve"/>
       </w:r>
       <w:r>
         <w:rPr>
@@ -2120,7 +2120,7 @@
           <w:sz w:val="24"/>
           <w:szCs w:val="24"/>
         </w:rPr>
-        <w:t xml:space="preserve">[10:02 - 10:13] </w:t>
+        <w:t xml:space="preserve"/>
       </w:r>
       <w:r>
         <w:rPr>
@@ -2149,7 +2149,7 @@
           <w:sz w:val="24"/>
           <w:szCs w:val="24"/>
         </w:rPr>
-        <w:t xml:space="preserve">[10:13 - 10:26] </w:t>
+        <w:t xml:space="preserve"/>
       </w:r>
       <w:r>
         <w:rPr>
@@ -2178,7 +2178,7 @@
           <w:sz w:val="24"/>
           <w:szCs w:val="24"/>
         </w:rPr>
-        <w:t xml:space="preserve">[10:26 - 10:39] </w:t>
+        <w:t xml:space="preserve"/>
       </w:r>
       <w:r>
         <w:rPr>
@@ -2207,7 +2207,7 @@
           <w:sz w:val="24"/>
           <w:szCs w:val="24"/>
         </w:rPr>
-        <w:t xml:space="preserve">[10:39 - 10:50] </w:t>
+        <w:t xml:space="preserve"/>
       </w:r>
       <w:r>
         <w:rPr>
@@ -2236,7 +2236,7 @@
           <w:sz w:val="24"/>
           <w:szCs w:val="24"/>
         </w:rPr>
-        <w:t xml:space="preserve">[10:50 - 10:59] </w:t>
+        <w:t xml:space="preserve"/>
       </w:r>
       <w:r>
         <w:rPr>
@@ -2265,7 +2265,7 @@
           <w:sz w:val="24"/>
           <w:szCs w:val="24"/>
         </w:rPr>
-        <w:t xml:space="preserve">[11:00 - 11:08] </w:t>
+        <w:t xml:space="preserve"/>
       </w:r>
       <w:r>
         <w:rPr>
@@ -2294,7 +2294,7 @@
           <w:sz w:val="24"/>
           <w:szCs w:val="24"/>
         </w:rPr>
-        <w:t xml:space="preserve">[11:08 - 11:17] </w:t>
+        <w:t xml:space="preserve"/>
       </w:r>
       <w:r>
         <w:rPr>
@@ -2323,7 +2323,7 @@
           <w:sz w:val="24"/>
           <w:szCs w:val="24"/>
         </w:rPr>
-        <w:t xml:space="preserve">[11:17 - 11:30] </w:t>
+        <w:t xml:space="preserve"/>
       </w:r>
       <w:r>
         <w:rPr>
@@ -2352,7 +2352,7 @@
           <w:sz w:val="24"/>
           <w:szCs w:val="24"/>
         </w:rPr>
-        <w:t xml:space="preserve">[11:30 - 11:40] </w:t>
+        <w:t xml:space="preserve"/>
       </w:r>
       <w:r>
         <w:rPr>
@@ -2382,7 +2382,7 @@
           <w:szCs w:val="24"/>
         </w:rPr>
         <w:lastRenderedPageBreak/>
-        <w:t xml:space="preserve">[11:40 - 11:53] </w:t>
+        <w:t xml:space="preserve"/>
       </w:r>
       <w:r>
         <w:rPr>
@@ -2411,7 +2411,7 @@
           <w:sz w:val="24"/>
           <w:szCs w:val="24"/>
         </w:rPr>
-        <w:t xml:space="preserve">[11:54 - 12:03] </w:t>
+        <w:t xml:space="preserve"/>
       </w:r>
       <w:r>
         <w:rPr>
@@ -2440,7 +2440,7 @@
           <w:sz w:val="24"/>
           <w:szCs w:val="24"/>
         </w:rPr>
-        <w:t xml:space="preserve">[12:03 - 12:16] </w:t>
+        <w:t xml:space="preserve"/>
       </w:r>
       <w:r>
         <w:rPr>
@@ -2469,7 +2469,7 @@
           <w:sz w:val="24"/>
           <w:szCs w:val="24"/>
         </w:rPr>
-        <w:t xml:space="preserve">[12:16 - 12:28] </w:t>
+        <w:t xml:space="preserve"/>
       </w:r>
       <w:r>
         <w:rPr>
@@ -2498,7 +2498,7 @@
           <w:sz w:val="24"/>
           <w:szCs w:val="24"/>
         </w:rPr>
-        <w:t xml:space="preserve">[12:30 - 12:38] </w:t>
+        <w:t xml:space="preserve"/>
       </w:r>
       <w:r>
         <w:rPr>
@@ -2527,7 +2527,7 @@
           <w:sz w:val="24"/>
           <w:szCs w:val="24"/>
         </w:rPr>
-        <w:t xml:space="preserve">[12:40 - 12:50] </w:t>
+        <w:t xml:space="preserve"/>
       </w:r>
       <w:r>
         <w:rPr>
@@ -2556,7 +2556,7 @@
           <w:sz w:val="24"/>
           <w:szCs w:val="24"/>
         </w:rPr>
-        <w:t xml:space="preserve">[12:50 - 12:59] </w:t>
+        <w:t xml:space="preserve"/>
       </w:r>
       <w:r>
         <w:rPr>
@@ -2585,7 +2585,7 @@
           <w:sz w:val="24"/>
           <w:szCs w:val="24"/>
         </w:rPr>
-        <w:t xml:space="preserve">[13:00 - 13:10] </w:t>
+        <w:t xml:space="preserve"/>
       </w:r>
       <w:r>
         <w:rPr>
@@ -2614,7 +2614,7 @@
           <w:sz w:val="24"/>
           <w:szCs w:val="24"/>
         </w:rPr>
-        <w:t xml:space="preserve">[13:10 - 13:21] </w:t>
+        <w:t xml:space="preserve"/>
       </w:r>
       <w:r>
         <w:rPr>
@@ -2643,7 +2643,7 @@
           <w:sz w:val="24"/>
           <w:szCs w:val="24"/>
         </w:rPr>
-        <w:t xml:space="preserve">[13:21 - 13:30] </w:t>
+        <w:t xml:space="preserve"/>
       </w:r>
       <w:r>
         <w:rPr>
@@ -2672,7 +2672,7 @@
           <w:sz w:val="24"/>
           <w:szCs w:val="24"/>
         </w:rPr>
-        <w:t xml:space="preserve">[13:31 - 13:41] </w:t>
+        <w:t xml:space="preserve"/>
       </w:r>
       <w:r>
         <w:rPr>
@@ -2702,7 +2702,7 @@
           <w:szCs w:val="24"/>
         </w:rPr>
         <w:lastRenderedPageBreak/>
-        <w:t xml:space="preserve">[13:41 - 13:50] </w:t>
+        <w:t xml:space="preserve"/>
       </w:r>
       <w:r>
         <w:rPr>
@@ -2731,7 +2731,7 @@
           <w:sz w:val="24"/>
           <w:szCs w:val="24"/>
         </w:rPr>
-        <w:t xml:space="preserve">[13:50 - 14:01] </w:t>
+        <w:t xml:space="preserve"/>
       </w:r>
       <w:r>
         <w:rPr>
@@ -2795,7 +2795,7 @@
           <w:sz w:val="24"/>
           <w:szCs w:val="24"/>
         </w:rPr>
-        <w:t xml:space="preserve">[14:02 - 14:13] </w:t>
+        <w:t xml:space="preserve"/>
       </w:r>
       <w:r>
         <w:rPr>
@@ -2824,7 +2824,7 @@
           <w:sz w:val="24"/>
           <w:szCs w:val="24"/>
         </w:rPr>
-        <w:t xml:space="preserve">[14:13 - 14:22] </w:t>
+        <w:t xml:space="preserve"/>
       </w:r>
       <w:r>
         <w:rPr>
@@ -2853,7 +2853,7 @@
           <w:sz w:val="24"/>
           <w:szCs w:val="24"/>
         </w:rPr>
-        <w:t xml:space="preserve">[14:23 - 14:34] </w:t>
+        <w:t xml:space="preserve"/>
       </w:r>
       <w:r>
         <w:rPr>
@@ -2917,7 +2917,7 @@
           <w:sz w:val="24"/>
           <w:szCs w:val="24"/>
         </w:rPr>
-        <w:t xml:space="preserve">[14:36 - 14:44] </w:t>
+        <w:t xml:space="preserve"/>
       </w:r>
       <w:r>
         <w:rPr>
@@ -2946,7 +2946,7 @@
           <w:sz w:val="24"/>
           <w:szCs w:val="24"/>
         </w:rPr>
-        <w:t xml:space="preserve">[14:44 - 14:56] </w:t>
+        <w:t xml:space="preserve"/>
       </w:r>
       <w:r>
         <w:rPr>
@@ -2975,7 +2975,7 @@
           <w:sz w:val="24"/>
           <w:szCs w:val="24"/>
         </w:rPr>
-        <w:t xml:space="preserve">[14:56 - 15:04] </w:t>
+        <w:t xml:space="preserve"/>
       </w:r>
       <w:r>
         <w:rPr>
@@ -3004,7 +3004,7 @@
           <w:sz w:val="24"/>
           <w:szCs w:val="24"/>
         </w:rPr>
-        <w:t xml:space="preserve">[15:04 - 15:16] </w:t>
+        <w:t xml:space="preserve"/>
       </w:r>
       <w:r>
         <w:rPr>
@@ -3033,7 +3033,7 @@
           <w:sz w:val="24"/>
           <w:szCs w:val="24"/>
         </w:rPr>
-        <w:t xml:space="preserve">[15:16 - 15:26] </w:t>
+        <w:t xml:space="preserve"/>
       </w:r>
       <w:r>
         <w:rPr>
@@ -3062,7 +3062,7 @@
           <w:sz w:val="24"/>
           <w:szCs w:val="24"/>
         </w:rPr>
-        <w:t xml:space="preserve">[15:26 - 15:36] </w:t>
+        <w:t xml:space="preserve"/>
       </w:r>
       <w:r>
         <w:rPr>
@@ -3092,7 +3092,7 @@
           <w:szCs w:val="24"/>
         </w:rPr>
         <w:lastRenderedPageBreak/>
-        <w:t xml:space="preserve">[15:36 - 15:43] </w:t>
+        <w:t xml:space="preserve"/>
       </w:r>
       <w:r>
         <w:rPr>
@@ -3121,7 +3121,7 @@
           <w:sz w:val="24"/>
           <w:szCs w:val="24"/>
         </w:rPr>
-        <w:t xml:space="preserve">[15:44 - 15:55] </w:t>
+        <w:t xml:space="preserve"/>
       </w:r>
       <w:r>
         <w:rPr>
@@ -3150,7 +3150,7 @@
           <w:sz w:val="24"/>
           <w:szCs w:val="24"/>
         </w:rPr>
-        <w:t xml:space="preserve">[15:56 - 16:08] </w:t>
+        <w:t xml:space="preserve"/>
       </w:r>
       <w:r>
         <w:rPr>
@@ -3179,7 +3179,7 @@
           <w:sz w:val="24"/>
           <w:szCs w:val="24"/>
         </w:rPr>
-        <w:t xml:space="preserve">[16:08 - 16:19] </w:t>
+        <w:t xml:space="preserve"/>
       </w:r>
       <w:r>
         <w:rPr>
@@ -3208,7 +3208,7 @@
           <w:sz w:val="24"/>
           <w:szCs w:val="24"/>
         </w:rPr>
-        <w:t xml:space="preserve">[16:19 - 16:25] </w:t>
+        <w:t xml:space="preserve"/>
       </w:r>
       <w:r>
         <w:rPr>
@@ -3272,7 +3272,7 @@
           <w:sz w:val="24"/>
           <w:szCs w:val="24"/>
         </w:rPr>
-        <w:t xml:space="preserve">[16:26 - 16:33] </w:t>
+        <w:t xml:space="preserve"/>
       </w:r>
       <w:r>
         <w:rPr>
@@ -3301,7 +3301,7 @@
           <w:sz w:val="24"/>
           <w:szCs w:val="24"/>
         </w:rPr>
-        <w:t xml:space="preserve">[16:34 - 16:43] </w:t>
+        <w:t xml:space="preserve"/>
       </w:r>
       <w:r>
         <w:rPr>
@@ -3365,7 +3365,7 @@
           <w:sz w:val="24"/>
           <w:szCs w:val="24"/>
         </w:rPr>
-        <w:t>[16:44 - 16:47] ¿Un actor de qué tipo?</w:t>
+        <w:t>¿Un actor de qué tipo?</w:t>
       </w:r>
     </w:p>
     <w:p>
@@ -3420,7 +3420,7 @@
           <w:sz w:val="24"/>
           <w:szCs w:val="24"/>
         </w:rPr>
-        <w:t xml:space="preserve">[16:47 - 16:53] </w:t>
+        <w:t xml:space="preserve"/>
       </w:r>
       <w:r>
         <w:rPr>
@@ -3449,7 +3449,7 @@
           <w:sz w:val="24"/>
           <w:szCs w:val="24"/>
         </w:rPr>
-        <w:t xml:space="preserve">[16:56 - 17:04] </w:t>
+        <w:t xml:space="preserve"/>
       </w:r>
       <w:r>
         <w:rPr>
@@ -3478,7 +3478,7 @@
           <w:sz w:val="24"/>
           <w:szCs w:val="24"/>
         </w:rPr>
-        <w:t xml:space="preserve">[17:04 - 17:10] </w:t>
+        <w:t xml:space="preserve"/>
       </w:r>
       <w:r>
         <w:rPr>
@@ -3543,7 +3543,7 @@
           <w:szCs w:val="24"/>
         </w:rPr>
         <w:lastRenderedPageBreak/>
-        <w:t xml:space="preserve">[17:11 - 17:16] </w:t>
+        <w:t xml:space="preserve"/>
       </w:r>
       <w:r>
         <w:rPr>
@@ -3572,7 +3572,7 @@
           <w:sz w:val="24"/>
           <w:szCs w:val="24"/>
         </w:rPr>
-        <w:t xml:space="preserve">[17:16 - 17:26] </w:t>
+        <w:t xml:space="preserve"/>
       </w:r>
       <w:r>
         <w:rPr>
@@ -3601,7 +3601,7 @@
           <w:sz w:val="24"/>
           <w:szCs w:val="24"/>
         </w:rPr>
-        <w:t xml:space="preserve">[17:26 - 17:38] </w:t>
+        <w:t xml:space="preserve"/>
       </w:r>
       <w:r>
         <w:rPr>
@@ -3630,7 +3630,7 @@
           <w:sz w:val="24"/>
           <w:szCs w:val="24"/>
         </w:rPr>
-        <w:t xml:space="preserve">[17:41 - 17:47] </w:t>
+        <w:t xml:space="preserve"/>
       </w:r>
       <w:r>
         <w:rPr>
@@ -3659,7 +3659,7 @@
           <w:sz w:val="24"/>
           <w:szCs w:val="24"/>
         </w:rPr>
-        <w:t xml:space="preserve">[17:48 - 17:55] </w:t>
+        <w:t xml:space="preserve"/>
       </w:r>
       <w:r>
         <w:rPr>
@@ -3688,7 +3688,7 @@
           <w:sz w:val="24"/>
           <w:szCs w:val="24"/>
         </w:rPr>
-        <w:t xml:space="preserve">[17:56 - 18:05] </w:t>
+        <w:t xml:space="preserve"/>
       </w:r>
       <w:r>
         <w:rPr>
@@ -3717,7 +3717,7 @@
           <w:sz w:val="24"/>
           <w:szCs w:val="24"/>
         </w:rPr>
-        <w:t xml:space="preserve">[18:07 - 18:16] </w:t>
+        <w:t xml:space="preserve"/>
       </w:r>
       <w:r>
         <w:rPr>
@@ -3746,7 +3746,7 @@
           <w:sz w:val="24"/>
           <w:szCs w:val="24"/>
         </w:rPr>
-        <w:t xml:space="preserve">[18:16 - 18:26] </w:t>
+        <w:t xml:space="preserve"/>
       </w:r>
       <w:r>
         <w:rPr>
@@ -3775,7 +3775,7 @@
           <w:sz w:val="24"/>
           <w:szCs w:val="24"/>
         </w:rPr>
-        <w:t xml:space="preserve">[18:26 - 18:34] </w:t>
+        <w:t xml:space="preserve"/>
       </w:r>
       <w:r>
         <w:rPr>
@@ -3804,7 +3804,7 @@
           <w:sz w:val="24"/>
           <w:szCs w:val="24"/>
         </w:rPr>
-        <w:t xml:space="preserve">[18:35 - 18:45] </w:t>
+        <w:t xml:space="preserve"/>
       </w:r>
       <w:r>
         <w:rPr>
@@ -3833,7 +3833,7 @@
           <w:sz w:val="24"/>
           <w:szCs w:val="24"/>
         </w:rPr>
-        <w:t xml:space="preserve">[18:45 - 18:55] </w:t>
+        <w:t xml:space="preserve"/>
       </w:r>
       <w:r>
         <w:rPr>
@@ -3862,7 +3862,7 @@
           <w:sz w:val="24"/>
           <w:szCs w:val="24"/>
         </w:rPr>
-        <w:t xml:space="preserve">[18:58 - 19:09] </w:t>
+        <w:t xml:space="preserve"/>
       </w:r>
       <w:r>
         <w:rPr>
@@ -3891,7 +3891,7 @@
           <w:sz w:val="24"/>
           <w:szCs w:val="24"/>
         </w:rPr>
-        <w:t xml:space="preserve">[19:09 - 19:16] </w:t>
+        <w:t xml:space="preserve"/>
       </w:r>
       <w:r>
         <w:rPr>
@@ -3921,7 +3921,7 @@
           <w:szCs w:val="24"/>
         </w:rPr>
         <w:lastRenderedPageBreak/>
-        <w:t xml:space="preserve">[19:16 - 19:26] </w:t>
+        <w:t xml:space="preserve"/>
       </w:r>
       <w:r>
         <w:rPr>
@@ -3950,7 +3950,7 @@
           <w:sz w:val="24"/>
           <w:szCs w:val="24"/>
         </w:rPr>
-        <w:t xml:space="preserve">[19:26 - 19:30] </w:t>
+        <w:t xml:space="preserve"/>
       </w:r>
       <w:r>
         <w:rPr>
@@ -4014,7 +4014,7 @@
           <w:sz w:val="24"/>
           <w:szCs w:val="24"/>
         </w:rPr>
-        <w:t xml:space="preserve">[19:32 - 19:45] </w:t>
+        <w:t xml:space="preserve"/>
       </w:r>
       <w:r>
         <w:rPr>
@@ -4078,7 +4078,7 @@
           <w:sz w:val="24"/>
           <w:szCs w:val="24"/>
         </w:rPr>
-        <w:t xml:space="preserve">[19:46 - 19:47] </w:t>
+        <w:t xml:space="preserve"/>
       </w:r>
       <w:r>
         <w:rPr>
@@ -4142,7 +4142,7 @@
           <w:sz w:val="24"/>
           <w:szCs w:val="24"/>
         </w:rPr>
-        <w:t xml:space="preserve">[19:47 - 19:53] </w:t>
+        <w:t xml:space="preserve"/>
       </w:r>
       <w:r>
         <w:rPr>
@@ -4206,7 +4206,7 @@
           <w:sz w:val="24"/>
           <w:szCs w:val="24"/>
         </w:rPr>
-        <w:t xml:space="preserve">[19:54 - 20:01] </w:t>
+        <w:t xml:space="preserve"/>
       </w:r>
       <w:r>
         <w:rPr>
@@ -4235,7 +4235,7 @@
           <w:sz w:val="24"/>
           <w:szCs w:val="24"/>
         </w:rPr>
-        <w:t xml:space="preserve">[20:03 - 20:09] </w:t>
+        <w:t xml:space="preserve"/>
       </w:r>
       <w:r>
         <w:rPr>
@@ -4264,7 +4264,7 @@
           <w:sz w:val="24"/>
           <w:szCs w:val="24"/>
         </w:rPr>
-        <w:t xml:space="preserve">[20:09 - 20:22] </w:t>
+        <w:t xml:space="preserve"/>
       </w:r>
       <w:r>
         <w:rPr>
@@ -4293,7 +4293,7 @@
           <w:sz w:val="24"/>
           <w:szCs w:val="24"/>
         </w:rPr>
-        <w:t xml:space="preserve">[20:22 - 20:33] </w:t>
+        <w:t xml:space="preserve"/>
       </w:r>
       <w:r>
         <w:rPr>
@@ -4322,7 +4322,7 @@
           <w:sz w:val="24"/>
           <w:szCs w:val="24"/>
         </w:rPr>
-        <w:t xml:space="preserve">[20:34 - 20:46] </w:t>
+        <w:t xml:space="preserve"/>
       </w:r>
       <w:r>
         <w:rPr>
@@ -4352,7 +4352,7 @@
           <w:szCs w:val="24"/>
         </w:rPr>
         <w:lastRenderedPageBreak/>
-        <w:t xml:space="preserve">[20:46 - 20:55] </w:t>
+        <w:t xml:space="preserve"/>
       </w:r>
       <w:r>
         <w:rPr>
@@ -4381,7 +4381,7 @@
           <w:sz w:val="24"/>
           <w:szCs w:val="24"/>
         </w:rPr>
-        <w:t xml:space="preserve">[20:56 - 21:06] </w:t>
+        <w:t xml:space="preserve"/>
       </w:r>
       <w:r>
         <w:rPr>
@@ -4445,7 +4445,7 @@
           <w:sz w:val="24"/>
           <w:szCs w:val="24"/>
         </w:rPr>
-        <w:t xml:space="preserve">[21:07 - 21:22] </w:t>
+        <w:t xml:space="preserve"/>
       </w:r>
       <w:r>
         <w:rPr>
@@ -4474,7 +4474,7 @@
           <w:sz w:val="24"/>
           <w:szCs w:val="24"/>
         </w:rPr>
-        <w:t xml:space="preserve">[21:22 - 21:31] </w:t>
+        <w:t xml:space="preserve"/>
       </w:r>
       <w:r>
         <w:rPr>
@@ -4503,7 +4503,7 @@
           <w:sz w:val="24"/>
           <w:szCs w:val="24"/>
         </w:rPr>
-        <w:t xml:space="preserve">[21:31 - 21:52] </w:t>
+        <w:t xml:space="preserve"/>
       </w:r>
       <w:r>
         <w:rPr>
@@ -4567,7 +4567,7 @@
           <w:sz w:val="24"/>
           <w:szCs w:val="24"/>
         </w:rPr>
-        <w:t xml:space="preserve">[21:54 - 22:01] </w:t>
+        <w:t xml:space="preserve"/>
       </w:r>
       <w:r>
         <w:rPr>
@@ -4596,7 +4596,7 @@
           <w:sz w:val="24"/>
           <w:szCs w:val="24"/>
         </w:rPr>
-        <w:t xml:space="preserve">[22:04 - 22:12] </w:t>
+        <w:t xml:space="preserve"/>
       </w:r>
       <w:r>
         <w:rPr>
@@ -4625,7 +4625,7 @@
           <w:sz w:val="24"/>
           <w:szCs w:val="24"/>
         </w:rPr>
-        <w:t xml:space="preserve">[22:14 - 22:22] </w:t>
+        <w:t xml:space="preserve"/>
       </w:r>
       <w:r>
         <w:rPr>
@@ -4654,7 +4654,7 @@
           <w:sz w:val="24"/>
           <w:szCs w:val="24"/>
         </w:rPr>
-        <w:t xml:space="preserve">[22:22 - 22:29] </w:t>
+        <w:t xml:space="preserve"/>
       </w:r>
       <w:r>
         <w:rPr>
@@ -4683,7 +4683,7 @@
           <w:sz w:val="24"/>
           <w:szCs w:val="24"/>
         </w:rPr>
-        <w:t xml:space="preserve">[22:31 - 22:41] </w:t>
+        <w:t xml:space="preserve"/>
       </w:r>
       <w:r>
         <w:rPr>
@@ -4712,7 +4712,7 @@
           <w:sz w:val="24"/>
           <w:szCs w:val="24"/>
         </w:rPr>
-        <w:t xml:space="preserve">[22:42 - 22:52] </w:t>
+        <w:t xml:space="preserve"/>
       </w:r>
       <w:r>
         <w:rPr>
@@ -4742,7 +4742,7 @@
           <w:szCs w:val="24"/>
         </w:rPr>
         <w:lastRenderedPageBreak/>
-        <w:t xml:space="preserve">[22:52 - 23:01] </w:t>
+        <w:t xml:space="preserve"/>
       </w:r>
       <w:r>
         <w:rPr>
@@ -4771,7 +4771,7 @@
           <w:sz w:val="24"/>
           <w:szCs w:val="24"/>
         </w:rPr>
-        <w:t xml:space="preserve">[23:02 - 23:12] </w:t>
+        <w:t xml:space="preserve"/>
       </w:r>
       <w:r>
         <w:rPr>
@@ -4800,7 +4800,7 @@
           <w:sz w:val="24"/>
           <w:szCs w:val="24"/>
         </w:rPr>
-        <w:t xml:space="preserve">[23:12 - 23:22] </w:t>
+        <w:t xml:space="preserve"/>
       </w:r>
       <w:r>
         <w:rPr>
@@ -4829,7 +4829,7 @@
           <w:sz w:val="24"/>
           <w:szCs w:val="24"/>
         </w:rPr>
-        <w:t xml:space="preserve">[23:22 - 23:30] </w:t>
+        <w:t xml:space="preserve"/>
       </w:r>
       <w:r>
         <w:rPr>
@@ -4858,7 +4858,7 @@
           <w:sz w:val="24"/>
           <w:szCs w:val="24"/>
         </w:rPr>
-        <w:t xml:space="preserve">[23:32 - 23:40] </w:t>
+        <w:t xml:space="preserve"/>
       </w:r>
       <w:r>
         <w:rPr>
@@ -4887,7 +4887,7 @@
           <w:sz w:val="24"/>
           <w:szCs w:val="24"/>
         </w:rPr>
-        <w:t xml:space="preserve">[23:41 - 23:52] </w:t>
+        <w:t xml:space="preserve"/>
       </w:r>
       <w:r>
         <w:rPr>
@@ -4916,7 +4916,7 @@
           <w:sz w:val="24"/>
           <w:szCs w:val="24"/>
         </w:rPr>
-        <w:t xml:space="preserve">[23:52 - 23:57] </w:t>
+        <w:t xml:space="preserve"/>
       </w:r>
       <w:r>
         <w:rPr>
@@ -4945,7 +4945,7 @@
           <w:sz w:val="24"/>
           <w:szCs w:val="24"/>
         </w:rPr>
-        <w:t xml:space="preserve">[23:57 - 24:07] </w:t>
+        <w:t xml:space="preserve"/>
       </w:r>
       <w:r>
         <w:rPr>
@@ -4974,7 +4974,7 @@
           <w:sz w:val="24"/>
           <w:szCs w:val="24"/>
         </w:rPr>
-        <w:t xml:space="preserve">[24:08 - 24:22] </w:t>
+        <w:t xml:space="preserve"/>
       </w:r>
       <w:r>
         <w:rPr>
@@ -5003,7 +5003,7 @@
           <w:sz w:val="24"/>
           <w:szCs w:val="24"/>
         </w:rPr>
-        <w:t xml:space="preserve">[24:22 - 24:33] </w:t>
+        <w:t xml:space="preserve"/>
       </w:r>
       <w:r>
         <w:rPr>
@@ -5032,7 +5032,7 @@
           <w:sz w:val="24"/>
           <w:szCs w:val="24"/>
         </w:rPr>
-        <w:t xml:space="preserve">[24:34 - 24:48] </w:t>
+        <w:t xml:space="preserve"/>
       </w:r>
       <w:r>
         <w:rPr>
@@ -5061,7 +5061,7 @@
           <w:sz w:val="24"/>
           <w:szCs w:val="24"/>
         </w:rPr>
-        <w:t xml:space="preserve">[24:50 - 24:52] </w:t>
+        <w:t xml:space="preserve"/>
       </w:r>
       <w:r>
         <w:rPr>
@@ -5090,7 +5090,7 @@
           <w:sz w:val="24"/>
           <w:szCs w:val="24"/>
         </w:rPr>
-        <w:t xml:space="preserve">[24:52 - 25:13] </w:t>
+        <w:t xml:space="preserve"/>
       </w:r>
       <w:r>
         <w:rPr>
@@ -5164,7 +5164,7 @@
           <w:sz w:val="24"/>
           <w:szCs w:val="24"/>
         </w:rPr>
-        <w:t xml:space="preserve">[25:15 - 25:19] </w:t>
+        <w:t xml:space="preserve"/>
       </w:r>
       <w:r>
         <w:rPr>
@@ -5193,7 +5193,7 @@
           <w:sz w:val="24"/>
           <w:szCs w:val="24"/>
         </w:rPr>
-        <w:t xml:space="preserve">[25:21 - 25:32] </w:t>
+        <w:t xml:space="preserve"/>
       </w:r>
       <w:r>
         <w:rPr>
@@ -5257,7 +5257,7 @@
           <w:sz w:val="24"/>
           <w:szCs w:val="24"/>
         </w:rPr>
-        <w:t xml:space="preserve">[25:32 - 25:49] </w:t>
+        <w:t xml:space="preserve"/>
       </w:r>
       <w:r>
         <w:rPr>
@@ -5286,7 +5286,7 @@
           <w:sz w:val="24"/>
           <w:szCs w:val="24"/>
         </w:rPr>
-        <w:t xml:space="preserve">[25:49 - 26:01] </w:t>
+        <w:t xml:space="preserve"/>
       </w:r>
       <w:r>
         <w:rPr>
@@ -5315,7 +5315,7 @@
           <w:sz w:val="24"/>
           <w:szCs w:val="24"/>
         </w:rPr>
-        <w:t xml:space="preserve">[26:02 - 26:19] </w:t>
+        <w:t xml:space="preserve"/>
       </w:r>
       <w:r>
         <w:rPr>
@@ -5344,7 +5344,7 @@
           <w:sz w:val="24"/>
           <w:szCs w:val="24"/>
         </w:rPr>
-        <w:t xml:space="preserve">[26:20 - 26:30] </w:t>
+        <w:t xml:space="preserve"/>
       </w:r>
       <w:r>
         <w:rPr>
@@ -5373,7 +5373,7 @@
           <w:sz w:val="24"/>
           <w:szCs w:val="24"/>
         </w:rPr>
-        <w:t xml:space="preserve">[26:32 - 26:40] </w:t>
+        <w:t xml:space="preserve"/>
       </w:r>
       <w:r>
         <w:rPr>
@@ -5402,7 +5402,7 @@
           <w:sz w:val="24"/>
           <w:szCs w:val="24"/>
         </w:rPr>
-        <w:t xml:space="preserve">[26:40 - 26:50] </w:t>
+        <w:t xml:space="preserve"/>
       </w:r>
       <w:r>
         <w:rPr>
@@ -5431,7 +5431,7 @@
           <w:sz w:val="24"/>
           <w:szCs w:val="24"/>
         </w:rPr>
-        <w:t xml:space="preserve">[26:51 - 27:02] </w:t>
+        <w:t xml:space="preserve"/>
       </w:r>
       <w:r>
         <w:rPr>
@@ -5460,7 +5460,7 @@
           <w:sz w:val="24"/>
           <w:szCs w:val="24"/>
         </w:rPr>
-        <w:t xml:space="preserve">[27:02 - 27:08] </w:t>
+        <w:t xml:space="preserve"/>
       </w:r>
       <w:r>
         <w:rPr>
@@ -5490,7 +5490,7 @@
           <w:szCs w:val="24"/>
         </w:rPr>
         <w:lastRenderedPageBreak/>
-        <w:t xml:space="preserve">[27:09 - 27:21] </w:t>
+        <w:t xml:space="preserve"/>
       </w:r>
       <w:r>
         <w:rPr>
@@ -5519,7 +5519,7 @@
           <w:sz w:val="24"/>
           <w:szCs w:val="24"/>
         </w:rPr>
-        <w:t xml:space="preserve">[27:21 - 27:32] </w:t>
+        <w:t xml:space="preserve"/>
       </w:r>
       <w:r>
         <w:rPr>
@@ -5548,7 +5548,7 @@
           <w:sz w:val="24"/>
           <w:szCs w:val="24"/>
         </w:rPr>
-        <w:t xml:space="preserve">[27:33 - 27:45] </w:t>
+        <w:t xml:space="preserve"/>
       </w:r>
       <w:r>
         <w:rPr>
@@ -5577,7 +5577,7 @@
           <w:sz w:val="24"/>
           <w:szCs w:val="24"/>
         </w:rPr>
-        <w:t xml:space="preserve">[27:47 - 27:53] </w:t>
+        <w:t xml:space="preserve"/>
       </w:r>
       <w:r>
         <w:rPr>
@@ -5641,7 +5641,7 @@
           <w:sz w:val="24"/>
           <w:szCs w:val="24"/>
         </w:rPr>
-        <w:t xml:space="preserve">[27:55 - 27:58] </w:t>
+        <w:t xml:space="preserve"/>
       </w:r>
       <w:r>
         <w:rPr>
@@ -5670,7 +5670,7 @@
           <w:sz w:val="24"/>
           <w:szCs w:val="24"/>
         </w:rPr>
-        <w:t xml:space="preserve">[27:58 - 28:09] </w:t>
+        <w:t xml:space="preserve"/>
       </w:r>
       <w:r>
         <w:rPr>
@@ -5734,7 +5734,7 @@
           <w:sz w:val="24"/>
           <w:szCs w:val="24"/>
         </w:rPr>
-        <w:t xml:space="preserve">[28:11 - 28:23] </w:t>
+        <w:t xml:space="preserve"/>
       </w:r>
       <w:r>
         <w:rPr>
@@ -5763,7 +5763,7 @@
           <w:sz w:val="24"/>
           <w:szCs w:val="24"/>
         </w:rPr>
-        <w:t xml:space="preserve">[28:25 - 28:34] </w:t>
+        <w:t xml:space="preserve"/>
       </w:r>
       <w:r>
         <w:rPr>
@@ -5792,7 +5792,7 @@
           <w:sz w:val="24"/>
           <w:szCs w:val="24"/>
         </w:rPr>
-        <w:t xml:space="preserve">[28:36 - 28:48] </w:t>
+        <w:t xml:space="preserve"/>
       </w:r>
       <w:r>
         <w:rPr>
@@ -5821,7 +5821,7 @@
           <w:sz w:val="24"/>
           <w:szCs w:val="24"/>
         </w:rPr>
-        <w:t xml:space="preserve">[28:49 - 29:00] </w:t>
+        <w:t xml:space="preserve"/>
       </w:r>
       <w:r>
         <w:rPr>
@@ -5850,7 +5850,7 @@
           <w:sz w:val="24"/>
           <w:szCs w:val="24"/>
         </w:rPr>
-        <w:t xml:space="preserve">[29:02 - 29:15] </w:t>
+        <w:t xml:space="preserve"/>
       </w:r>
       <w:r>
         <w:rPr>
@@ -5889,7 +5889,7 @@
           <w:sz w:val="24"/>
           <w:szCs w:val="24"/>
         </w:rPr>
-        <w:t xml:space="preserve">[29:15 - 29:27] </w:t>
+        <w:t xml:space="preserve"/>
       </w:r>
       <w:r>
         <w:rPr>
@@ -5918,7 +5918,7 @@
           <w:sz w:val="24"/>
           <w:szCs w:val="24"/>
         </w:rPr>
-        <w:t xml:space="preserve">[29:27 - 29:39] </w:t>
+        <w:t xml:space="preserve"/>
       </w:r>
       <w:r>
         <w:rPr>
@@ -5947,7 +5947,7 @@
           <w:sz w:val="24"/>
           <w:szCs w:val="24"/>
         </w:rPr>
-        <w:t xml:space="preserve">[29:40 - 29:52] </w:t>
+        <w:t xml:space="preserve"/>
       </w:r>
       <w:r>
         <w:rPr>
@@ -5976,7 +5976,7 @@
           <w:sz w:val="24"/>
           <w:szCs w:val="24"/>
         </w:rPr>
-        <w:t xml:space="preserve">[29:52 - 30:05] </w:t>
+        <w:t xml:space="preserve"/>
       </w:r>
       <w:r>
         <w:rPr>
@@ -6005,7 +6005,7 @@
           <w:sz w:val="24"/>
           <w:szCs w:val="24"/>
         </w:rPr>
-        <w:t xml:space="preserve">[30:05 - 30:17] </w:t>
+        <w:t xml:space="preserve"/>
       </w:r>
       <w:r>
         <w:rPr>
@@ -6034,7 +6034,7 @@
           <w:sz w:val="24"/>
           <w:szCs w:val="24"/>
         </w:rPr>
-        <w:t xml:space="preserve">[30:18 - 30:29] </w:t>
+        <w:t xml:space="preserve"/>
       </w:r>
       <w:r>
         <w:rPr>
@@ -6063,7 +6063,7 @@
           <w:sz w:val="24"/>
           <w:szCs w:val="24"/>
         </w:rPr>
-        <w:t xml:space="preserve">[30:29 - 30:35] </w:t>
+        <w:t xml:space="preserve"/>
       </w:r>
       <w:r>
         <w:rPr>
@@ -6127,7 +6127,7 @@
           <w:sz w:val="24"/>
           <w:szCs w:val="24"/>
         </w:rPr>
-        <w:t xml:space="preserve">[30:38 - 30:49] </w:t>
+        <w:t xml:space="preserve"/>
       </w:r>
       <w:r>
         <w:rPr>
@@ -6156,7 +6156,7 @@
           <w:sz w:val="24"/>
           <w:szCs w:val="24"/>
         </w:rPr>
-        <w:t xml:space="preserve">[30:50 - 30:57] </w:t>
+        <w:t xml:space="preserve"/>
       </w:r>
       <w:r>
         <w:rPr>
@@ -6221,7 +6221,7 @@
           <w:szCs w:val="24"/>
         </w:rPr>
         <w:lastRenderedPageBreak/>
-        <w:t xml:space="preserve">[31:01 - 31:11] </w:t>
+        <w:t xml:space="preserve"/>
       </w:r>
       <w:r>
         <w:rPr>
@@ -6252,16 +6252,16 @@
           <w:sz w:val="24"/>
           <w:szCs w:val="24"/>
         </w:rPr>
-        <w:t>[31:12 - 31:17]</w:t>
-      </w:r>
-      <w:r>
-        <w:rPr>
-          <w:rFonts w:ascii="Aptos" w:hAnsi="Aptos" w:cstheme="minorHAnsi"/>
-          <w:color w:val="0070C0"/>
-          <w:sz w:val="24"/>
-          <w:szCs w:val="24"/>
-        </w:rPr>
-        <w:t xml:space="preserve"> </w:t>
+        <w:t/>
+      </w:r>
+      <w:r>
+        <w:rPr>
+          <w:rFonts w:ascii="Aptos" w:hAnsi="Aptos" w:cstheme="minorHAnsi"/>
+          <w:color w:val="0070C0"/>
+          <w:sz w:val="24"/>
+          <w:szCs w:val="24"/>
+        </w:rPr>
+        <w:t xml:space="preserve"/>
       </w:r>
       <w:r>
         <w:rPr>
@@ -6292,16 +6292,16 @@
           <w:sz w:val="24"/>
           <w:szCs w:val="24"/>
         </w:rPr>
-        <w:t>[31:18 - 31:27]</w:t>
-      </w:r>
-      <w:r>
-        <w:rPr>
-          <w:rFonts w:ascii="Aptos" w:hAnsi="Aptos" w:cstheme="minorHAnsi"/>
-          <w:color w:val="0070C0"/>
-          <w:sz w:val="24"/>
-          <w:szCs w:val="24"/>
-        </w:rPr>
-        <w:t xml:space="preserve"> </w:t>
+        <w:t/>
+      </w:r>
+      <w:r>
+        <w:rPr>
+          <w:rFonts w:ascii="Aptos" w:hAnsi="Aptos" w:cstheme="minorHAnsi"/>
+          <w:color w:val="0070C0"/>
+          <w:sz w:val="24"/>
+          <w:szCs w:val="24"/>
+        </w:rPr>
+        <w:t xml:space="preserve"/>
       </w:r>
       <w:r>
         <w:rPr>
@@ -6332,16 +6332,16 @@
           <w:sz w:val="24"/>
           <w:szCs w:val="24"/>
         </w:rPr>
-        <w:t>[31:29 - 31:34]</w:t>
-      </w:r>
-      <w:r>
-        <w:rPr>
-          <w:rFonts w:ascii="Aptos" w:hAnsi="Aptos" w:cstheme="minorHAnsi"/>
-          <w:color w:val="0070C0"/>
-          <w:sz w:val="24"/>
-          <w:szCs w:val="24"/>
-        </w:rPr>
-        <w:t xml:space="preserve"> </w:t>
+        <w:t/>
+      </w:r>
+      <w:r>
+        <w:rPr>
+          <w:rFonts w:ascii="Aptos" w:hAnsi="Aptos" w:cstheme="minorHAnsi"/>
+          <w:color w:val="0070C0"/>
+          <w:sz w:val="24"/>
+          <w:szCs w:val="24"/>
+        </w:rPr>
+        <w:t xml:space="preserve"/>
       </w:r>
       <w:r>
         <w:rPr>
@@ -6372,16 +6372,16 @@
           <w:sz w:val="24"/>
           <w:szCs w:val="24"/>
         </w:rPr>
-        <w:t>[31:36 - 31:43]</w:t>
-      </w:r>
-      <w:r>
-        <w:rPr>
-          <w:rFonts w:ascii="Aptos" w:hAnsi="Aptos" w:cstheme="minorHAnsi"/>
-          <w:color w:val="0070C0"/>
-          <w:sz w:val="24"/>
-          <w:szCs w:val="24"/>
-        </w:rPr>
-        <w:t xml:space="preserve"> </w:t>
+        <w:t/>
+      </w:r>
+      <w:r>
+        <w:rPr>
+          <w:rFonts w:ascii="Aptos" w:hAnsi="Aptos" w:cstheme="minorHAnsi"/>
+          <w:color w:val="0070C0"/>
+          <w:sz w:val="24"/>
+          <w:szCs w:val="24"/>
+        </w:rPr>
+        <w:t xml:space="preserve"/>
       </w:r>
       <w:r>
         <w:rPr>
@@ -6412,16 +6412,16 @@
           <w:sz w:val="24"/>
           <w:szCs w:val="24"/>
         </w:rPr>
-        <w:t>[31:45 - 31:56]</w:t>
-      </w:r>
-      <w:r>
-        <w:rPr>
-          <w:rFonts w:ascii="Aptos" w:hAnsi="Aptos" w:cstheme="minorHAnsi"/>
-          <w:color w:val="0070C0"/>
-          <w:sz w:val="24"/>
-          <w:szCs w:val="24"/>
-        </w:rPr>
-        <w:t xml:space="preserve"> </w:t>
+        <w:t/>
+      </w:r>
+      <w:r>
+        <w:rPr>
+          <w:rFonts w:ascii="Aptos" w:hAnsi="Aptos" w:cstheme="minorHAnsi"/>
+          <w:color w:val="0070C0"/>
+          <w:sz w:val="24"/>
+          <w:szCs w:val="24"/>
+        </w:rPr>
+        <w:t xml:space="preserve"/>
       </w:r>
       <w:r>
         <w:rPr>
@@ -6452,16 +6452,16 @@
           <w:sz w:val="24"/>
           <w:szCs w:val="24"/>
         </w:rPr>
-        <w:t>[31:57 - 32:01]</w:t>
-      </w:r>
-      <w:r>
-        <w:rPr>
-          <w:rFonts w:ascii="Aptos" w:hAnsi="Aptos" w:cstheme="minorHAnsi"/>
-          <w:color w:val="0070C0"/>
-          <w:sz w:val="24"/>
-          <w:szCs w:val="24"/>
-        </w:rPr>
-        <w:t xml:space="preserve"> </w:t>
+        <w:t/>
+      </w:r>
+      <w:r>
+        <w:rPr>
+          <w:rFonts w:ascii="Aptos" w:hAnsi="Aptos" w:cstheme="minorHAnsi"/>
+          <w:color w:val="0070C0"/>
+          <w:sz w:val="24"/>
+          <w:szCs w:val="24"/>
+        </w:rPr>
+        <w:t xml:space="preserve"/>
       </w:r>
       <w:r>
         <w:rPr>
@@ -6492,16 +6492,16 @@
           <w:sz w:val="24"/>
           <w:szCs w:val="24"/>
         </w:rPr>
-        <w:t>[32:03 - 32:14]</w:t>
-      </w:r>
-      <w:r>
-        <w:rPr>
-          <w:rFonts w:ascii="Aptos" w:hAnsi="Aptos" w:cstheme="minorHAnsi"/>
-          <w:color w:val="0070C0"/>
-          <w:sz w:val="24"/>
-          <w:szCs w:val="24"/>
-        </w:rPr>
-        <w:t xml:space="preserve"> </w:t>
+        <w:t/>
+      </w:r>
+      <w:r>
+        <w:rPr>
+          <w:rFonts w:ascii="Aptos" w:hAnsi="Aptos" w:cstheme="minorHAnsi"/>
+          <w:color w:val="0070C0"/>
+          <w:sz w:val="24"/>
+          <w:szCs w:val="24"/>
+        </w:rPr>
+        <w:t xml:space="preserve"/>
       </w:r>
       <w:r>
         <w:rPr>
@@ -6530,7 +6530,7 @@
           <w:sz w:val="24"/>
           <w:szCs w:val="24"/>
         </w:rPr>
-        <w:t xml:space="preserve">[32:15 - 32:23] </w:t>
+        <w:t xml:space="preserve"/>
       </w:r>
       <w:r>
         <w:rPr>
@@ -6594,7 +6594,7 @@
           <w:sz w:val="24"/>
           <w:szCs w:val="24"/>
         </w:rPr>
-        <w:t xml:space="preserve">[32:24 - 32:34] </w:t>
+        <w:t xml:space="preserve"/>
       </w:r>
       <w:r>
         <w:rPr>
@@ -6623,7 +6623,7 @@
           <w:sz w:val="24"/>
           <w:szCs w:val="24"/>
         </w:rPr>
-        <w:t xml:space="preserve">[32:34 - 32:50] </w:t>
+        <w:t xml:space="preserve"/>
       </w:r>
       <w:r>
         <w:rPr>
@@ -6652,7 +6652,7 @@
           <w:sz w:val="24"/>
           <w:szCs w:val="24"/>
         </w:rPr>
-        <w:t xml:space="preserve">[32:50 - 32:58] </w:t>
+        <w:t xml:space="preserve"/>
       </w:r>
       <w:r>
         <w:rPr>
@@ -6682,7 +6682,7 @@
           <w:szCs w:val="24"/>
         </w:rPr>
         <w:lastRenderedPageBreak/>
-        <w:t xml:space="preserve">[32:58 - 33:10] </w:t>
+        <w:t xml:space="preserve"/>
       </w:r>
       <w:r>
         <w:rPr>
@@ -6746,7 +6746,7 @@
           <w:sz w:val="24"/>
           <w:szCs w:val="24"/>
         </w:rPr>
-        <w:t xml:space="preserve">[33:10 - 33:14] </w:t>
+        <w:t xml:space="preserve"/>
       </w:r>
       <w:r>
         <w:rPr>
@@ -6775,7 +6775,7 @@
           <w:sz w:val="24"/>
           <w:szCs w:val="24"/>
         </w:rPr>
-        <w:t xml:space="preserve">[33:14 - 33:27] </w:t>
+        <w:t xml:space="preserve"/>
       </w:r>
       <w:r>
         <w:rPr>
@@ -6804,36 +6804,36 @@
           <w:sz w:val="24"/>
           <w:szCs w:val="24"/>
         </w:rPr>
-        <w:t>[33:27 - 33:39]</w:t>
-      </w:r>
-      <w:r>
-        <w:rPr>
-          <w:rFonts w:ascii="Aptos" w:hAnsi="Aptos" w:cstheme="minorHAnsi"/>
-          <w:color w:val="000000" w:themeColor="text1"/>
-          <w:sz w:val="24"/>
-          <w:szCs w:val="24"/>
-        </w:rPr>
-        <w:t xml:space="preserve"> todo tipo de financiamiento internacional. De hecho, cuando uno quiere postular un congreso es terrible, porque nos cobran</w:t>
-      </w:r>
-    </w:p>
-    <w:p>
-      <w:pPr>
-        <w:jc w:val="both"/>
-        <w:rPr>
-          <w:rFonts w:ascii="Aptos" w:hAnsi="Aptos" w:cstheme="minorHAnsi"/>
-          <w:color w:val="000000" w:themeColor="text1"/>
-          <w:sz w:val="24"/>
-          <w:szCs w:val="24"/>
-        </w:rPr>
-      </w:pPr>
-      <w:r>
-        <w:rPr>
-          <w:rFonts w:ascii="Aptos" w:hAnsi="Aptos" w:cstheme="minorHAnsi"/>
-          <w:color w:val="0070C0"/>
-          <w:sz w:val="24"/>
-          <w:szCs w:val="24"/>
-        </w:rPr>
-        <w:t xml:space="preserve">[33:39 - 33:51] </w:t>
+        <w:t/>
+      </w:r>
+      <w:r>
+        <w:rPr>
+          <w:rFonts w:ascii="Aptos" w:hAnsi="Aptos" w:cstheme="minorHAnsi"/>
+          <w:color w:val="000000" w:themeColor="text1"/>
+          <w:sz w:val="24"/>
+          <w:szCs w:val="24"/>
+        </w:rPr>
+        <w:t xml:space="preserve">todo tipo de financiamiento internacional. De hecho, cuando uno quiere postular un congreso es terrible, porque nos cobran</w:t>
+      </w:r>
+    </w:p>
+    <w:p>
+      <w:pPr>
+        <w:jc w:val="both"/>
+        <w:rPr>
+          <w:rFonts w:ascii="Aptos" w:hAnsi="Aptos" w:cstheme="minorHAnsi"/>
+          <w:color w:val="000000" w:themeColor="text1"/>
+          <w:sz w:val="24"/>
+          <w:szCs w:val="24"/>
+        </w:rPr>
+      </w:pPr>
+      <w:r>
+        <w:rPr>
+          <w:rFonts w:ascii="Aptos" w:hAnsi="Aptos" w:cstheme="minorHAnsi"/>
+          <w:color w:val="0070C0"/>
+          <w:sz w:val="24"/>
+          <w:szCs w:val="24"/>
+        </w:rPr>
+        <w:t xml:space="preserve"/>
       </w:r>
       <w:r>
         <w:rPr>
@@ -6862,7 +6862,7 @@
           <w:sz w:val="24"/>
           <w:szCs w:val="24"/>
         </w:rPr>
-        <w:t xml:space="preserve">[33:51 - 34:04] </w:t>
+        <w:t xml:space="preserve"/>
       </w:r>
       <w:r>
         <w:rPr>
@@ -6891,7 +6891,7 @@
           <w:sz w:val="24"/>
           <w:szCs w:val="24"/>
         </w:rPr>
-        <w:t xml:space="preserve">[34:04 - 34:16] </w:t>
+        <w:t xml:space="preserve"/>
       </w:r>
       <w:r>
         <w:rPr>
@@ -6920,7 +6920,7 @@
           <w:sz w:val="24"/>
           <w:szCs w:val="24"/>
         </w:rPr>
-        <w:t xml:space="preserve">[34:17 - 34:29] </w:t>
+        <w:t xml:space="preserve"/>
       </w:r>
       <w:r>
         <w:rPr>
@@ -6949,7 +6949,7 @@
           <w:sz w:val="24"/>
           <w:szCs w:val="24"/>
         </w:rPr>
-        <w:t xml:space="preserve">[34:29 - 34:41] </w:t>
+        <w:t xml:space="preserve"/>
       </w:r>
       <w:r>
         <w:rPr>
@@ -6978,7 +6978,7 @@
           <w:sz w:val="24"/>
           <w:szCs w:val="24"/>
         </w:rPr>
-        <w:t xml:space="preserve">[34:41 - 34:54] </w:t>
+        <w:t xml:space="preserve"/>
       </w:r>
       <w:r>
         <w:rPr>
@@ -7007,7 +7007,7 @@
           <w:sz w:val="24"/>
           <w:szCs w:val="24"/>
         </w:rPr>
-        <w:t xml:space="preserve">[34:55 - 35:07] </w:t>
+        <w:t xml:space="preserve"/>
       </w:r>
       <w:r>
         <w:rPr>
@@ -7037,7 +7037,7 @@
           <w:szCs w:val="24"/>
         </w:rPr>
         <w:lastRenderedPageBreak/>
-        <w:t xml:space="preserve">[35:07 - 35:19] </w:t>
+        <w:t xml:space="preserve"/>
       </w:r>
       <w:r>
         <w:rPr>
@@ -7066,7 +7066,7 @@
           <w:sz w:val="24"/>
           <w:szCs w:val="24"/>
         </w:rPr>
-        <w:t xml:space="preserve">[35:19 - 35:30] </w:t>
+        <w:t xml:space="preserve"/>
       </w:r>
       <w:r>
         <w:rPr>
@@ -7095,7 +7095,7 @@
           <w:sz w:val="24"/>
           <w:szCs w:val="24"/>
         </w:rPr>
-        <w:t xml:space="preserve">[35:31 - 35:43] </w:t>
+        <w:t xml:space="preserve"/>
       </w:r>
       <w:r>
         <w:rPr>
@@ -7124,7 +7124,7 @@
           <w:sz w:val="24"/>
           <w:szCs w:val="24"/>
         </w:rPr>
-        <w:t xml:space="preserve">[35:43 - 35:55] </w:t>
+        <w:t xml:space="preserve"/>
       </w:r>
       <w:r>
         <w:rPr>
@@ -7153,7 +7153,7 @@
           <w:sz w:val="24"/>
           <w:szCs w:val="24"/>
         </w:rPr>
-        <w:t xml:space="preserve">[35:55 - 36:07] </w:t>
+        <w:t xml:space="preserve"/>
       </w:r>
       <w:r>
         <w:rPr>
@@ -7182,7 +7182,7 @@
           <w:sz w:val="24"/>
           <w:szCs w:val="24"/>
         </w:rPr>
-        <w:t xml:space="preserve">[36:07 - 36:19] </w:t>
+        <w:t xml:space="preserve"/>
       </w:r>
       <w:r>
         <w:rPr>
@@ -7211,7 +7211,7 @@
           <w:sz w:val="24"/>
           <w:szCs w:val="24"/>
         </w:rPr>
-        <w:t xml:space="preserve">[36:19 - 36:31] </w:t>
+        <w:t xml:space="preserve"/>
       </w:r>
       <w:r>
         <w:rPr>
@@ -7240,7 +7240,7 @@
           <w:sz w:val="24"/>
           <w:szCs w:val="24"/>
         </w:rPr>
-        <w:t xml:space="preserve">[36:31 - 36:35] </w:t>
+        <w:t xml:space="preserve"/>
       </w:r>
       <w:r>
         <w:rPr>
@@ -7304,7 +7304,7 @@
           <w:sz w:val="24"/>
           <w:szCs w:val="24"/>
         </w:rPr>
-        <w:t xml:space="preserve">[36:36 - 36:44] </w:t>
+        <w:t xml:space="preserve"/>
       </w:r>
       <w:r>
         <w:rPr>
@@ -7368,7 +7368,7 @@
           <w:sz w:val="24"/>
           <w:szCs w:val="24"/>
         </w:rPr>
-        <w:t xml:space="preserve">[36:48 - 36:59] </w:t>
+        <w:t xml:space="preserve"/>
       </w:r>
       <w:r>
         <w:rPr>
@@ -7397,7 +7397,7 @@
           <w:sz w:val="24"/>
           <w:szCs w:val="24"/>
         </w:rPr>
-        <w:t xml:space="preserve">[37:02 - 37:15] </w:t>
+        <w:t xml:space="preserve"/>
       </w:r>
       <w:r>
         <w:rPr>
@@ -7427,7 +7427,7 @@
           <w:szCs w:val="24"/>
         </w:rPr>
         <w:lastRenderedPageBreak/>
-        <w:t xml:space="preserve">[37:15 - 37:26] </w:t>
+        <w:t xml:space="preserve"/>
       </w:r>
       <w:r>
         <w:rPr>
@@ -7456,7 +7456,7 @@
           <w:sz w:val="24"/>
           <w:szCs w:val="24"/>
         </w:rPr>
-        <w:t xml:space="preserve">[37:27 - 37:39] </w:t>
+        <w:t xml:space="preserve"/>
       </w:r>
       <w:r>
         <w:rPr>
@@ -7485,7 +7485,7 @@
           <w:sz w:val="24"/>
           <w:szCs w:val="24"/>
         </w:rPr>
-        <w:t xml:space="preserve">[37:39 - 37:51] </w:t>
+        <w:t xml:space="preserve"/>
       </w:r>
       <w:r>
         <w:rPr>
@@ -7514,7 +7514,7 @@
           <w:sz w:val="24"/>
           <w:szCs w:val="24"/>
         </w:rPr>
-        <w:t xml:space="preserve">[37:51 - 38:02] </w:t>
+        <w:t xml:space="preserve"/>
       </w:r>
       <w:r>
         <w:rPr>
@@ -7543,7 +7543,7 @@
           <w:sz w:val="24"/>
           <w:szCs w:val="24"/>
         </w:rPr>
-        <w:t xml:space="preserve">[38:02 - 38:15] </w:t>
+        <w:t xml:space="preserve"/>
       </w:r>
       <w:r>
         <w:rPr>
@@ -7572,7 +7572,7 @@
           <w:sz w:val="24"/>
           <w:szCs w:val="24"/>
         </w:rPr>
-        <w:t xml:space="preserve">[38:17 - 38:29] </w:t>
+        <w:t xml:space="preserve"/>
       </w:r>
       <w:r>
         <w:rPr>
@@ -7601,7 +7601,7 @@
           <w:sz w:val="24"/>
           <w:szCs w:val="24"/>
         </w:rPr>
-        <w:t xml:space="preserve">[38:29 - 38:38] </w:t>
+        <w:t xml:space="preserve"/>
       </w:r>
       <w:r>
         <w:rPr>
@@ -7630,7 +7630,7 @@
           <w:sz w:val="24"/>
           <w:szCs w:val="24"/>
         </w:rPr>
-        <w:t xml:space="preserve">[38:39 - 38:51] </w:t>
+        <w:t xml:space="preserve"/>
       </w:r>
       <w:r>
         <w:rPr>
@@ -7659,7 +7659,7 @@
           <w:sz w:val="24"/>
           <w:szCs w:val="24"/>
         </w:rPr>
-        <w:t xml:space="preserve">[38:51 - 39:03] </w:t>
+        <w:t xml:space="preserve"/>
       </w:r>
       <w:r>
         <w:rPr>
@@ -7723,7 +7723,7 @@
           <w:sz w:val="24"/>
           <w:szCs w:val="24"/>
         </w:rPr>
-        <w:t xml:space="preserve">[39:04 - 39:16] </w:t>
+        <w:t xml:space="preserve"/>
       </w:r>
       <w:r>
         <w:rPr>
@@ -7752,7 +7752,7 @@
           <w:sz w:val="24"/>
           <w:szCs w:val="24"/>
         </w:rPr>
-        <w:t xml:space="preserve">[39:16 - 39:27] </w:t>
+        <w:t xml:space="preserve"/>
       </w:r>
       <w:r>
         <w:rPr>
@@ -7782,7 +7782,7 @@
           <w:szCs w:val="24"/>
         </w:rPr>
         <w:lastRenderedPageBreak/>
-        <w:t xml:space="preserve">[39:27 - 39:40] </w:t>
+        <w:t xml:space="preserve"/>
       </w:r>
       <w:r>
         <w:rPr>
@@ -7811,7 +7811,7 @@
           <w:sz w:val="24"/>
           <w:szCs w:val="24"/>
         </w:rPr>
-        <w:t xml:space="preserve">[39:40 - 39:49] </w:t>
+        <w:t xml:space="preserve"/>
       </w:r>
       <w:r>
         <w:rPr>
@@ -7875,7 +7875,7 @@
           <w:sz w:val="24"/>
           <w:szCs w:val="24"/>
         </w:rPr>
-        <w:t xml:space="preserve">[39:51 - 39:56] </w:t>
+        <w:t xml:space="preserve"/>
       </w:r>
       <w:r>
         <w:rPr>
@@ -7904,7 +7904,7 @@
           <w:sz w:val="24"/>
           <w:szCs w:val="24"/>
         </w:rPr>
-        <w:t xml:space="preserve">[40:01 - 40:13] </w:t>
+        <w:t xml:space="preserve"/>
       </w:r>
       <w:r>
         <w:rPr>
@@ -7933,7 +7933,7 @@
           <w:sz w:val="24"/>
           <w:szCs w:val="24"/>
         </w:rPr>
-        <w:t xml:space="preserve">[40:13 - 40:23] </w:t>
+        <w:t xml:space="preserve"/>
       </w:r>
       <w:r>
         <w:rPr>
@@ -7962,7 +7962,7 @@
           <w:sz w:val="24"/>
           <w:szCs w:val="24"/>
         </w:rPr>
-        <w:t xml:space="preserve">[40:23 - 40:35] </w:t>
+        <w:t xml:space="preserve"/>
       </w:r>
       <w:r>
         <w:rPr>
@@ -7991,7 +7991,7 @@
           <w:sz w:val="24"/>
           <w:szCs w:val="24"/>
         </w:rPr>
-        <w:t xml:space="preserve">[40:36 - 40:47] </w:t>
+        <w:t xml:space="preserve"/>
       </w:r>
       <w:r>
         <w:rPr>
@@ -8020,7 +8020,7 @@
           <w:sz w:val="24"/>
           <w:szCs w:val="24"/>
         </w:rPr>
-        <w:t xml:space="preserve">[40:47 - 41:00] </w:t>
+        <w:t xml:space="preserve"/>
       </w:r>
       <w:r>
         <w:rPr>
@@ -8049,7 +8049,7 @@
           <w:sz w:val="24"/>
           <w:szCs w:val="24"/>
         </w:rPr>
-        <w:t xml:space="preserve">[41:00 - 41:11] </w:t>
+        <w:t xml:space="preserve"/>
       </w:r>
       <w:r>
         <w:rPr>
@@ -8078,7 +8078,7 @@
           <w:sz w:val="24"/>
           <w:szCs w:val="24"/>
         </w:rPr>
-        <w:t xml:space="preserve">[41:11 - 41:20] </w:t>
+        <w:t xml:space="preserve"/>
       </w:r>
       <w:r>
         <w:rPr>
@@ -8107,7 +8107,7 @@
           <w:sz w:val="24"/>
           <w:szCs w:val="24"/>
         </w:rPr>
-        <w:t xml:space="preserve">[41:22 - 41:34] </w:t>
+        <w:t xml:space="preserve"/>
       </w:r>
       <w:r>
         <w:rPr>
@@ -8136,7 +8136,7 @@
           <w:sz w:val="24"/>
           <w:szCs w:val="24"/>
         </w:rPr>
-        <w:t xml:space="preserve">[41:34 - 41:45] </w:t>
+        <w:t xml:space="preserve"/>
       </w:r>
       <w:r>
         <w:rPr>
@@ -8184,7 +8184,7 @@
           <w:szCs w:val="24"/>
         </w:rPr>
         <w:lastRenderedPageBreak/>
-        <w:t xml:space="preserve">[41:46 - 41:58] </w:t>
+        <w:t xml:space="preserve"/>
       </w:r>
       <w:r>
         <w:rPr>
@@ -8213,7 +8213,7 @@
           <w:sz w:val="24"/>
           <w:szCs w:val="24"/>
         </w:rPr>
-        <w:t xml:space="preserve">[41:58 - 42:09] </w:t>
+        <w:t xml:space="preserve"/>
       </w:r>
       <w:r>
         <w:rPr>
@@ -8242,7 +8242,7 @@
           <w:sz w:val="24"/>
           <w:szCs w:val="24"/>
         </w:rPr>
-        <w:t xml:space="preserve">[42:09 - 42:21] </w:t>
+        <w:t xml:space="preserve"/>
       </w:r>
       <w:r>
         <w:rPr>
@@ -8271,7 +8271,7 @@
           <w:sz w:val="24"/>
           <w:szCs w:val="24"/>
         </w:rPr>
-        <w:t xml:space="preserve">[42:21 - 42:25] </w:t>
+        <w:t xml:space="preserve"/>
       </w:r>
       <w:r>
         <w:rPr>
@@ -8335,7 +8335,7 @@
           <w:sz w:val="24"/>
           <w:szCs w:val="24"/>
         </w:rPr>
-        <w:t xml:space="preserve">[42:25 - 42:32] </w:t>
+        <w:t xml:space="preserve"/>
       </w:r>
       <w:r>
         <w:rPr>
@@ -8399,7 +8399,7 @@
           <w:sz w:val="24"/>
           <w:szCs w:val="24"/>
         </w:rPr>
-        <w:t xml:space="preserve">[42:35 - 42:47] </w:t>
+        <w:t xml:space="preserve"/>
       </w:r>
       <w:r>
         <w:rPr>
@@ -8428,7 +8428,7 @@
           <w:sz w:val="24"/>
           <w:szCs w:val="24"/>
         </w:rPr>
-        <w:t xml:space="preserve">[42:47 - 42:51] </w:t>
+        <w:t xml:space="preserve"/>
       </w:r>
       <w:r>
         <w:rPr>
@@ -8492,7 +8492,7 @@
           <w:sz w:val="24"/>
           <w:szCs w:val="24"/>
         </w:rPr>
-        <w:t xml:space="preserve">[42:51 - 43:03] </w:t>
+        <w:t xml:space="preserve"/>
       </w:r>
       <w:r>
         <w:rPr>
@@ -8556,7 +8556,7 @@
           <w:sz w:val="24"/>
           <w:szCs w:val="24"/>
         </w:rPr>
-        <w:t xml:space="preserve">[43:03 - 43:13] </w:t>
+        <w:t xml:space="preserve"/>
       </w:r>
       <w:r>
         <w:rPr>
@@ -8585,7 +8585,7 @@
           <w:sz w:val="24"/>
           <w:szCs w:val="24"/>
         </w:rPr>
-        <w:t xml:space="preserve">[43:13 - 43:24] </w:t>
+        <w:t xml:space="preserve"/>
       </w:r>
       <w:r>
         <w:rPr>
@@ -8615,7 +8615,7 @@
           <w:szCs w:val="24"/>
         </w:rPr>
         <w:lastRenderedPageBreak/>
-        <w:t xml:space="preserve">[43:25 - 43:35] </w:t>
+        <w:t xml:space="preserve"/>
       </w:r>
       <w:r>
         <w:rPr>
@@ -8644,7 +8644,7 @@
           <w:sz w:val="24"/>
           <w:szCs w:val="24"/>
         </w:rPr>
-        <w:t xml:space="preserve">[43:35 - 43:43] </w:t>
+        <w:t xml:space="preserve"/>
       </w:r>
       <w:r>
         <w:rPr>
@@ -8673,7 +8673,7 @@
           <w:sz w:val="24"/>
           <w:szCs w:val="24"/>
         </w:rPr>
-        <w:t xml:space="preserve">[43:46 - 43:58] </w:t>
+        <w:t xml:space="preserve"/>
       </w:r>
       <w:r>
         <w:rPr>
@@ -8702,7 +8702,7 @@
           <w:sz w:val="24"/>
           <w:szCs w:val="24"/>
         </w:rPr>
-        <w:t xml:space="preserve">[43:59 - 44:11] </w:t>
+        <w:t xml:space="preserve"/>
       </w:r>
       <w:r>
         <w:rPr>
@@ -8731,7 +8731,7 @@
           <w:sz w:val="24"/>
           <w:szCs w:val="24"/>
         </w:rPr>
-        <w:t xml:space="preserve">[44:11 - 44:23] </w:t>
+        <w:t xml:space="preserve"/>
       </w:r>
       <w:r>
         <w:rPr>
@@ -8760,7 +8760,7 @@
           <w:sz w:val="24"/>
           <w:szCs w:val="24"/>
         </w:rPr>
-        <w:t xml:space="preserve">[44:24 - 44:35] </w:t>
+        <w:t xml:space="preserve"/>
       </w:r>
       <w:r>
         <w:rPr>
@@ -8789,7 +8789,7 @@
           <w:sz w:val="24"/>
           <w:szCs w:val="24"/>
         </w:rPr>
-        <w:t xml:space="preserve">[44:36 - 44:45] </w:t>
+        <w:t xml:space="preserve"/>
       </w:r>
       <w:r>
         <w:rPr>
@@ -8818,7 +8818,7 @@
           <w:sz w:val="24"/>
           <w:szCs w:val="24"/>
         </w:rPr>
-        <w:t xml:space="preserve">[44:47 - 45:00] </w:t>
+        <w:t xml:space="preserve"/>
       </w:r>
       <w:r>
         <w:rPr>
@@ -8847,7 +8847,7 @@
           <w:sz w:val="24"/>
           <w:szCs w:val="24"/>
         </w:rPr>
-        <w:t xml:space="preserve">[45:00 - 45:11] </w:t>
+        <w:t xml:space="preserve"/>
       </w:r>
       <w:r>
         <w:rPr>
@@ -8876,7 +8876,7 @@
           <w:sz w:val="24"/>
           <w:szCs w:val="24"/>
         </w:rPr>
-        <w:t xml:space="preserve">[45:12 - 45:24] </w:t>
+        <w:t xml:space="preserve"/>
       </w:r>
       <w:r>
         <w:rPr>
@@ -8905,7 +8905,7 @@
           <w:sz w:val="24"/>
           <w:szCs w:val="24"/>
         </w:rPr>
-        <w:t xml:space="preserve">[45:24 - 45:36] </w:t>
+        <w:t xml:space="preserve"/>
       </w:r>
       <w:r>
         <w:rPr>
@@ -8935,7 +8935,7 @@
           <w:szCs w:val="24"/>
         </w:rPr>
         <w:lastRenderedPageBreak/>
-        <w:t xml:space="preserve">[45:36 - 45:47] </w:t>
+        <w:t xml:space="preserve"/>
       </w:r>
       <w:r>
         <w:rPr>
@@ -8964,7 +8964,7 @@
           <w:sz w:val="24"/>
           <w:szCs w:val="24"/>
         </w:rPr>
-        <w:t xml:space="preserve">[45:47 - 45:51] </w:t>
+        <w:t xml:space="preserve"/>
       </w:r>
       <w:r>
         <w:rPr>
@@ -9028,7 +9028,7 @@
           <w:sz w:val="24"/>
           <w:szCs w:val="24"/>
         </w:rPr>
-        <w:t xml:space="preserve">[45:54 - 46:01] </w:t>
+        <w:t xml:space="preserve"/>
       </w:r>
       <w:r>
         <w:rPr>
@@ -9092,7 +9092,7 @@
           <w:sz w:val="24"/>
           <w:szCs w:val="24"/>
         </w:rPr>
-        <w:t xml:space="preserve">[46:01 - 46:14] </w:t>
+        <w:t xml:space="preserve"/>
       </w:r>
       <w:r>
         <w:rPr>
@@ -9121,7 +9121,7 @@
           <w:sz w:val="24"/>
           <w:szCs w:val="24"/>
         </w:rPr>
-        <w:t xml:space="preserve">[46:14 - 46:21] </w:t>
+        <w:t xml:space="preserve"/>
       </w:r>
       <w:r>
         <w:rPr>
@@ -9185,7 +9185,7 @@
           <w:sz w:val="24"/>
           <w:szCs w:val="24"/>
         </w:rPr>
-        <w:t xml:space="preserve">[46:23 - 46:31] </w:t>
+        <w:t xml:space="preserve"/>
       </w:r>
       <w:r>
         <w:rPr>
@@ -9249,7 +9249,7 @@
           <w:sz w:val="24"/>
           <w:szCs w:val="24"/>
         </w:rPr>
-        <w:t xml:space="preserve">[46:31 - 46:33] </w:t>
+        <w:t xml:space="preserve"/>
       </w:r>
       <w:r>
         <w:rPr>
@@ -9313,7 +9313,7 @@
           <w:sz w:val="24"/>
           <w:szCs w:val="24"/>
         </w:rPr>
-        <w:t xml:space="preserve">[46:33 - 46:45] </w:t>
+        <w:t xml:space="preserve"/>
       </w:r>
       <w:r>
         <w:rPr>
@@ -9342,7 +9342,7 @@
           <w:sz w:val="24"/>
           <w:szCs w:val="24"/>
         </w:rPr>
-        <w:t xml:space="preserve">[46:45 - 46:57] </w:t>
+        <w:t xml:space="preserve"/>
       </w:r>
       <w:r>
         <w:rPr>
@@ -9371,7 +9371,7 @@
           <w:sz w:val="24"/>
           <w:szCs w:val="24"/>
         </w:rPr>
-        <w:t xml:space="preserve">[46:57 - 47:04] </w:t>
+        <w:t xml:space="preserve"/>
       </w:r>
       <w:r>
         <w:rPr>
@@ -9435,7 +9435,7 @@
           <w:sz w:val="24"/>
           <w:szCs w:val="24"/>
         </w:rPr>
-        <w:t xml:space="preserve">[47:05 - 47:16] </w:t>
+        <w:t xml:space="preserve"/>
       </w:r>
       <w:r>
         <w:rPr>
@@ -9464,7 +9464,7 @@
           <w:sz w:val="24"/>
           <w:szCs w:val="24"/>
         </w:rPr>
-        <w:t xml:space="preserve">[47:16 - 47:29] </w:t>
+        <w:t xml:space="preserve"/>
       </w:r>
       <w:r>
         <w:rPr>
@@ -9493,7 +9493,7 @@
           <w:sz w:val="24"/>
           <w:szCs w:val="24"/>
         </w:rPr>
-        <w:t xml:space="preserve">[47:30 - 47:42] </w:t>
+        <w:t xml:space="preserve"/>
       </w:r>
       <w:r>
         <w:rPr>
@@ -9522,7 +9522,7 @@
           <w:sz w:val="24"/>
           <w:szCs w:val="24"/>
         </w:rPr>
-        <w:t xml:space="preserve">[47:42 - 47:55] </w:t>
+        <w:t xml:space="preserve"/>
       </w:r>
       <w:r>
         <w:rPr>
@@ -9551,7 +9551,7 @@
           <w:sz w:val="24"/>
           <w:szCs w:val="24"/>
         </w:rPr>
-        <w:t xml:space="preserve">[47:57 - 48:09] </w:t>
+        <w:t xml:space="preserve"/>
       </w:r>
       <w:r>
         <w:rPr>
@@ -9580,7 +9580,7 @@
           <w:sz w:val="24"/>
           <w:szCs w:val="24"/>
         </w:rPr>
-        <w:t xml:space="preserve">[48:09 - 48:20] </w:t>
+        <w:t xml:space="preserve"/>
       </w:r>
       <w:r>
         <w:rPr>
@@ -9609,7 +9609,7 @@
           <w:sz w:val="24"/>
           <w:szCs w:val="24"/>
         </w:rPr>
-        <w:t xml:space="preserve">[48:22 - 48:31] </w:t>
+        <w:t xml:space="preserve"/>
       </w:r>
       <w:r>
         <w:rPr>
@@ -9638,7 +9638,7 @@
           <w:sz w:val="24"/>
           <w:szCs w:val="24"/>
         </w:rPr>
-        <w:t xml:space="preserve">[48:35 - 48:46] </w:t>
+        <w:t xml:space="preserve"/>
       </w:r>
       <w:r>
         <w:rPr>
@@ -9667,7 +9667,7 @@
           <w:sz w:val="24"/>
           <w:szCs w:val="24"/>
         </w:rPr>
-        <w:t xml:space="preserve">[48:48 - 49:00] </w:t>
+        <w:t xml:space="preserve"/>
       </w:r>
       <w:r>
         <w:rPr>
@@ -9696,7 +9696,7 @@
           <w:sz w:val="24"/>
           <w:szCs w:val="24"/>
         </w:rPr>
-        <w:t xml:space="preserve">[49:00 - 49:12] </w:t>
+        <w:t xml:space="preserve"/>
       </w:r>
       <w:r>
         <w:rPr>
@@ -9725,7 +9725,7 @@
           <w:sz w:val="24"/>
           <w:szCs w:val="24"/>
         </w:rPr>
-        <w:t xml:space="preserve">[49:12 - 49:22] </w:t>
+        <w:t xml:space="preserve"/>
       </w:r>
       <w:r>
         <w:rPr>
@@ -9755,7 +9755,7 @@
           <w:szCs w:val="24"/>
         </w:rPr>
         <w:lastRenderedPageBreak/>
-        <w:t xml:space="preserve">[49:23 - 49:33] </w:t>
+        <w:t xml:space="preserve"/>
       </w:r>
       <w:r>
         <w:rPr>
@@ -9784,7 +9784,7 @@
           <w:sz w:val="24"/>
           <w:szCs w:val="24"/>
         </w:rPr>
-        <w:t xml:space="preserve">[49:34 - 49:41] </w:t>
+        <w:t xml:space="preserve"/>
       </w:r>
       <w:r>
         <w:rPr>
@@ -9848,7 +9848,7 @@
           <w:sz w:val="24"/>
           <w:szCs w:val="24"/>
         </w:rPr>
-        <w:t xml:space="preserve">[49:41 - 49:53] </w:t>
+        <w:t xml:space="preserve"/>
       </w:r>
       <w:r>
         <w:rPr>
@@ -9877,7 +9877,7 @@
           <w:sz w:val="24"/>
           <w:szCs w:val="24"/>
         </w:rPr>
-        <w:t xml:space="preserve">[49:53 - 50:05] </w:t>
+        <w:t xml:space="preserve"/>
       </w:r>
       <w:r>
         <w:rPr>
@@ -9906,7 +9906,7 @@
           <w:sz w:val="24"/>
           <w:szCs w:val="24"/>
         </w:rPr>
-        <w:t xml:space="preserve">[50:05 - 50:18] </w:t>
+        <w:t xml:space="preserve"/>
       </w:r>
       <w:r>
         <w:rPr>
@@ -9935,7 +9935,7 @@
           <w:sz w:val="24"/>
           <w:szCs w:val="24"/>
         </w:rPr>
-        <w:t xml:space="preserve">[50:19 - 50:31] </w:t>
+        <w:t xml:space="preserve"/>
       </w:r>
       <w:r>
         <w:rPr>
@@ -9964,7 +9964,7 @@
           <w:sz w:val="24"/>
           <w:szCs w:val="24"/>
         </w:rPr>
-        <w:t xml:space="preserve">[50:31 - 50:42] </w:t>
+        <w:t xml:space="preserve"/>
       </w:r>
       <w:r>
         <w:rPr>
@@ -9993,7 +9993,7 @@
           <w:sz w:val="24"/>
           <w:szCs w:val="24"/>
         </w:rPr>
-        <w:t xml:space="preserve">[50:42 - 50:54] </w:t>
+        <w:t xml:space="preserve"/>
       </w:r>
       <w:r>
         <w:rPr>
@@ -10022,7 +10022,7 @@
           <w:sz w:val="24"/>
           <w:szCs w:val="24"/>
         </w:rPr>
-        <w:t xml:space="preserve">[50:54 - 51:06] </w:t>
+        <w:t xml:space="preserve"/>
       </w:r>
       <w:r>
         <w:rPr>
@@ -10051,7 +10051,7 @@
           <w:sz w:val="24"/>
           <w:szCs w:val="24"/>
         </w:rPr>
-        <w:t xml:space="preserve">[51:06 - 51:18] </w:t>
+        <w:t xml:space="preserve"/>
       </w:r>
       <w:r>
         <w:rPr>
@@ -10080,7 +10080,7 @@
           <w:sz w:val="24"/>
           <w:szCs w:val="24"/>
         </w:rPr>
-        <w:t xml:space="preserve">[51:18 - 51:29] </w:t>
+        <w:t xml:space="preserve"/>
       </w:r>
       <w:r>
         <w:rPr>
@@ -10110,7 +10110,7 @@
           <w:szCs w:val="24"/>
         </w:rPr>
         <w:lastRenderedPageBreak/>
-        <w:t xml:space="preserve">[51:29 - 51:40] </w:t>
+        <w:t xml:space="preserve"/>
       </w:r>
       <w:r>
         <w:rPr>
@@ -10139,7 +10139,7 @@
           <w:sz w:val="24"/>
           <w:szCs w:val="24"/>
         </w:rPr>
-        <w:t xml:space="preserve">[51:40 - 51:51] </w:t>
+        <w:t xml:space="preserve"/>
       </w:r>
       <w:r>
         <w:rPr>
@@ -10168,7 +10168,7 @@
           <w:sz w:val="24"/>
           <w:szCs w:val="24"/>
         </w:rPr>
-        <w:t xml:space="preserve">[51:52 - 51:54] </w:t>
+        <w:t xml:space="preserve"/>
       </w:r>
       <w:r>
         <w:rPr>
@@ -10232,7 +10232,7 @@
           <w:sz w:val="24"/>
           <w:szCs w:val="24"/>
         </w:rPr>
-        <w:t xml:space="preserve">[51:55 - 51:58] </w:t>
+        <w:t xml:space="preserve"/>
       </w:r>
       <w:r>
         <w:rPr>
@@ -10296,7 +10296,7 @@
           <w:sz w:val="24"/>
           <w:szCs w:val="24"/>
         </w:rPr>
-        <w:t xml:space="preserve">[51:58 - 52:11] </w:t>
+        <w:t xml:space="preserve"/>
       </w:r>
       <w:r>
         <w:rPr>
@@ -10325,7 +10325,7 @@
           <w:sz w:val="24"/>
           <w:szCs w:val="24"/>
         </w:rPr>
-        <w:t xml:space="preserve">[52:11 - 52:23] </w:t>
+        <w:t xml:space="preserve"/>
       </w:r>
       <w:r>
         <w:rPr>
@@ -10354,7 +10354,7 @@
           <w:sz w:val="24"/>
           <w:szCs w:val="24"/>
         </w:rPr>
-        <w:t xml:space="preserve">[52:23 - 52:35] </w:t>
+        <w:t xml:space="preserve"/>
       </w:r>
       <w:r>
         <w:rPr>
@@ -10383,7 +10383,7 @@
           <w:sz w:val="24"/>
           <w:szCs w:val="24"/>
         </w:rPr>
-        <w:t xml:space="preserve">[52:35 - 52:36] </w:t>
+        <w:t xml:space="preserve"/>
       </w:r>
       <w:r>
         <w:rPr>
@@ -10447,7 +10447,7 @@
           <w:sz w:val="24"/>
           <w:szCs w:val="24"/>
         </w:rPr>
-        <w:t xml:space="preserve">[52:37 - 52:46] </w:t>
+        <w:t xml:space="preserve"/>
       </w:r>
       <w:r>
         <w:rPr>
@@ -10511,7 +10511,7 @@
           <w:sz w:val="24"/>
           <w:szCs w:val="24"/>
         </w:rPr>
-        <w:t xml:space="preserve">[52:47 - 52:51] </w:t>
+        <w:t xml:space="preserve"/>
       </w:r>
       <w:r>
         <w:rPr>
@@ -10576,7 +10576,7 @@
           <w:szCs w:val="24"/>
         </w:rPr>
         <w:lastRenderedPageBreak/>
-        <w:t xml:space="preserve">[52:51 - 52:51] </w:t>
+        <w:t xml:space="preserve"/>
       </w:r>
       <w:r>
         <w:rPr>
